--- a/Wortschatz_DE_SRB.docx
+++ b/Wortschatz_DE_SRB.docx
@@ -1,28 +1,57 @@
 
 <file path=word/document.xml><?xml version="1.0" encoding="utf-8"?>
-<w:document xmlns:wpc="http://schemas.microsoft.com/office/word/2010/wordprocessingCanvas" xmlns:cx="http://schemas.microsoft.com/office/drawing/2014/chartex" xmlns:cx1="http://schemas.microsoft.com/office/drawing/2015/9/8/chartex" xmlns:cx2="http://schemas.microsoft.com/office/drawing/2015/10/21/chartex" xmlns:cx3="http://schemas.microsoft.com/office/drawing/2016/5/9/chartex" xmlns:cx4="http://schemas.microsoft.com/office/drawing/2016/5/10/chartex" xmlns:cx5="http://schemas.microsoft.com/office/drawing/2016/5/11/chartex" xmlns:cx6="http://schemas.microsoft.com/office/drawing/2016/5/12/chartex" xmlns:cx7="http://schemas.microsoft.com/office/drawing/2016/5/13/chartex" xmlns:cx8="http://schemas.microsoft.com/office/drawing/2016/5/14/chartex" xmlns:mc="http://schemas.openxmlformats.org/markup-compatibility/2006" xmlns:aink="http://schemas.microsoft.com/office/drawing/2016/ink" xmlns:am3d="http://schemas.microsoft.com/office/drawing/2017/model3d" xmlns:o="urn:schemas-microsoft-com:office:office" xmlns:oel="http://schemas.microsoft.com/office/2019/extlst" xmlns:r="http://schemas.openxmlformats.org/officeDocument/2006/relationships" xmlns:m="http://schemas.openxmlformats.org/officeDocument/2006/math" xmlns:v="urn:schemas-microsoft-com:vml" xmlns:wp14="http://schemas.microsoft.com/office/word/2010/wordprocessingDrawing" xmlns:wp="http://schemas.openxmlformats.org/drawingml/2006/wordprocessingDrawing" xmlns:w10="urn:schemas-microsoft-com:office:word" xmlns:w="http://schemas.openxmlformats.org/wordprocessingml/2006/main" xmlns:w14="http://schemas.microsoft.com/office/word/2010/wordml" xmlns:w15="http://schemas.microsoft.com/office/word/2012/wordml" xmlns:w16cex="http://schemas.microsoft.com/office/word/2018/wordml/cex" xmlns:w16cid="http://schemas.microsoft.com/office/word/2016/wordml/cid" xmlns:w16="http://schemas.microsoft.com/office/word/2018/wordml" xmlns:w16du="http://schemas.microsoft.com/office/word/2023/wordml/word16du" xmlns:w16sdtdh="http://schemas.microsoft.com/office/word/2020/wordml/sdtdatahash" xmlns:w16se="http://schemas.microsoft.com/office/word/2015/wordml/symex" xmlns:wpg="http://schemas.microsoft.com/office/word/2010/wordprocessingGroup" xmlns:wpi="http://schemas.microsoft.com/office/word/2010/wordprocessingInk" xmlns:wne="http://schemas.microsoft.com/office/word/2006/wordml" xmlns:wps="http://schemas.microsoft.com/office/word/2010/wordprocessingShape" mc:Ignorable="w14 w15 w16se w16cid w16 w16cex w16sdtdh wp14">
+<w:document xmlns:wpc="http://schemas.microsoft.com/office/word/2010/wordprocessingCanvas" xmlns:cx="http://schemas.microsoft.com/office/drawing/2014/chartex" xmlns:cx1="http://schemas.microsoft.com/office/drawing/2015/9/8/chartex" xmlns:cx2="http://schemas.microsoft.com/office/drawing/2015/10/21/chartex" xmlns:cx3="http://schemas.microsoft.com/office/drawing/2016/5/9/chartex" xmlns:cx4="http://schemas.microsoft.com/office/drawing/2016/5/10/chartex" xmlns:cx5="http://schemas.microsoft.com/office/drawing/2016/5/11/chartex" xmlns:cx6="http://schemas.microsoft.com/office/drawing/2016/5/12/chartex" xmlns:cx7="http://schemas.microsoft.com/office/drawing/2016/5/13/chartex" xmlns:cx8="http://schemas.microsoft.com/office/drawing/2016/5/14/chartex" xmlns:mc="http://schemas.openxmlformats.org/markup-compatibility/2006" xmlns:aink="http://schemas.microsoft.com/office/drawing/2016/ink" xmlns:am3d="http://schemas.microsoft.com/office/drawing/2017/model3d" xmlns:o="urn:schemas-microsoft-com:office:office" xmlns:oel="http://schemas.microsoft.com/office/2019/extlst" xmlns:r="http://schemas.openxmlformats.org/officeDocument/2006/relationships" xmlns:m="http://schemas.openxmlformats.org/officeDocument/2006/math" xmlns:v="urn:schemas-microsoft-com:vml" xmlns:wp14="http://schemas.microsoft.com/office/word/2010/wordprocessingDrawing" xmlns:wp="http://schemas.openxmlformats.org/drawingml/2006/wordprocessingDrawing" xmlns:w10="urn:schemas-microsoft-com:office:word" xmlns:w="http://schemas.openxmlformats.org/wordprocessingml/2006/main" xmlns:w14="http://schemas.microsoft.com/office/word/2010/wordml" xmlns:w15="http://schemas.microsoft.com/office/word/2012/wordml" xmlns:w16cex="http://schemas.microsoft.com/office/word/2018/wordml/cex" xmlns:w16cid="http://schemas.microsoft.com/office/word/2016/wordml/cid" xmlns:w16="http://schemas.microsoft.com/office/word/2018/wordml" xmlns:w16sdtdh="http://schemas.microsoft.com/office/word/2020/wordml/sdtdatahash" xmlns:w16se="http://schemas.microsoft.com/office/word/2015/wordml/symex" xmlns:wpg="http://schemas.microsoft.com/office/word/2010/wordprocessingGroup" xmlns:wpi="http://schemas.microsoft.com/office/word/2010/wordprocessingInk" xmlns:wne="http://schemas.microsoft.com/office/word/2006/wordml" xmlns:wps="http://schemas.microsoft.com/office/word/2010/wordprocessingShape" mc:Ignorable="w14 w15 w16se w16cid w16 w16cex w16sdtdh wp14">
   <w:body>
     <w:p>
       <w:pPr>
+        <w:pStyle w:val="Title"/>
         <w:jc w:val="center"/>
         <w:rPr>
           <w:b/>
           <w:bCs/>
-          <w:sz w:val="32"/>
-          <w:szCs w:val="32"/>
+          <w:lang w:val="de-DE"/>
         </w:rPr>
       </w:pPr>
       <w:r>
         <w:rPr>
           <w:b/>
           <w:bCs/>
-          <w:sz w:val="32"/>
-          <w:szCs w:val="32"/>
+          <w:lang w:val="de-DE"/>
         </w:rPr>
-        <w:t>Recnik / Wortschatz (Nemacko – Srpski)</w:t>
+        <w:t>Recnik / Wortschatz (</w:t>
+      </w:r>
+      <w:r>
+        <w:rPr>
+          <w:b/>
+          <w:bCs/>
+          <w:lang w:val="de-DE"/>
+        </w:rPr>
+        <w:t>DE -EN</w:t>
+      </w:r>
+      <w:r>
+        <w:rPr>
+          <w:b/>
+          <w:bCs/>
+          <w:lang w:val="de-DE"/>
+        </w:rPr>
+        <w:t>-SR</w:t>
+      </w:r>
+      <w:r>
+        <w:rPr>
+          <w:b/>
+          <w:bCs/>
+          <w:lang w:val="de-DE"/>
+        </w:rPr>
+        <w:t>)</w:t>
       </w:r>
     </w:p>
-    <w:p/>
+    <w:p>
+      <w:pPr>
+        <w:rPr>
+          <w:lang w:val="de-DE"/>
+        </w:rPr>
+      </w:pPr>
+    </w:p>
     <w:tbl>
       <w:tblPr>
         <w:tblStyle w:val="TableGrid"/>
@@ -30,13 +59,179 @@
         <w:tblLook w:val="04A0" w:firstRow="1" w:lastRow="0" w:firstColumn="1" w:lastColumn="0" w:noHBand="0" w:noVBand="1"/>
       </w:tblPr>
       <w:tblGrid>
-        <w:gridCol w:w="4675"/>
-        <w:gridCol w:w="4675"/>
+        <w:gridCol w:w="606"/>
+        <w:gridCol w:w="2035"/>
+        <w:gridCol w:w="1125"/>
+        <w:gridCol w:w="1125"/>
+        <w:gridCol w:w="1645"/>
+        <w:gridCol w:w="2814"/>
       </w:tblGrid>
       <w:tr>
         <w:tc>
           <w:tcPr>
-            <w:tcW w:w="4675" w:type="dxa"/>
+            <w:tcW w:w="682" w:type="dxa"/>
+            <w:shd w:val="clear" w:color="auto" w:fill="C5E0B3" w:themeFill="accent6" w:themeFillTint="66"/>
+          </w:tcPr>
+          <w:p>
+            <w:pPr>
+              <w:jc w:val="center"/>
+              <w:rPr>
+                <w:b/>
+                <w:bCs/>
+              </w:rPr>
+            </w:pPr>
+            <w:r>
+              <w:rPr>
+                <w:b/>
+                <w:bCs/>
+              </w:rPr>
+              <w:t>N</w:t>
+            </w:r>
+            <w:r>
+              <w:rPr>
+                <w:b/>
+                <w:bCs/>
+              </w:rPr>
+              <w:t>o.</w:t>
+            </w:r>
+          </w:p>
+        </w:tc>
+        <w:tc>
+          <w:tcPr>
+            <w:tcW w:w="2111" w:type="dxa"/>
+            <w:shd w:val="clear" w:color="auto" w:fill="C5E0B3" w:themeFill="accent6" w:themeFillTint="66"/>
+          </w:tcPr>
+          <w:p>
+            <w:pPr>
+              <w:jc w:val="center"/>
+              <w:rPr>
+                <w:b/>
+                <w:bCs/>
+              </w:rPr>
+            </w:pPr>
+            <w:r>
+              <w:rPr>
+                <w:b/>
+                <w:bCs/>
+              </w:rPr>
+              <w:t>Deutsche</w:t>
+            </w:r>
+          </w:p>
+        </w:tc>
+        <w:tc>
+          <w:tcPr>
+            <w:tcW w:w="1185" w:type="dxa"/>
+            <w:shd w:val="clear" w:color="auto" w:fill="C5E0B3" w:themeFill="accent6" w:themeFillTint="66"/>
+          </w:tcPr>
+          <w:p>
+            <w:pPr>
+              <w:jc w:val="center"/>
+              <w:rPr>
+                <w:b/>
+                <w:bCs/>
+              </w:rPr>
+            </w:pPr>
+            <w:r>
+              <w:rPr>
+                <w:b/>
+                <w:bCs/>
+              </w:rPr>
+              <w:t>Synonym</w:t>
+            </w:r>
+          </w:p>
+        </w:tc>
+        <w:tc>
+          <w:tcPr>
+            <w:tcW w:w="1195" w:type="dxa"/>
+            <w:shd w:val="clear" w:color="auto" w:fill="C5E0B3" w:themeFill="accent6" w:themeFillTint="66"/>
+          </w:tcPr>
+          <w:p>
+            <w:pPr>
+              <w:jc w:val="center"/>
+              <w:rPr>
+                <w:b/>
+                <w:bCs/>
+              </w:rPr>
+            </w:pPr>
+            <w:r>
+              <w:rPr>
+                <w:b/>
+                <w:bCs/>
+              </w:rPr>
+              <w:t>Antonym</w:t>
+            </w:r>
+          </w:p>
+        </w:tc>
+        <w:tc>
+          <w:tcPr>
+            <w:tcW w:w="1289" w:type="dxa"/>
+            <w:shd w:val="clear" w:color="auto" w:fill="C5E0B3" w:themeFill="accent6" w:themeFillTint="66"/>
+          </w:tcPr>
+          <w:p>
+            <w:pPr>
+              <w:jc w:val="center"/>
+              <w:rPr>
+                <w:b/>
+                <w:bCs/>
+              </w:rPr>
+            </w:pPr>
+            <w:r>
+              <w:rPr>
+                <w:b/>
+                <w:bCs/>
+              </w:rPr>
+              <w:t>Englisch</w:t>
+            </w:r>
+          </w:p>
+        </w:tc>
+        <w:tc>
+          <w:tcPr>
+            <w:tcW w:w="2888" w:type="dxa"/>
+            <w:shd w:val="clear" w:color="auto" w:fill="C5E0B3" w:themeFill="accent6" w:themeFillTint="66"/>
+          </w:tcPr>
+          <w:p>
+            <w:pPr>
+              <w:jc w:val="center"/>
+              <w:rPr>
+                <w:b/>
+                <w:bCs/>
+              </w:rPr>
+            </w:pPr>
+            <w:r>
+              <w:rPr>
+                <w:b/>
+                <w:bCs/>
+              </w:rPr>
+              <w:t>Serbisch</w:t>
+            </w:r>
+          </w:p>
+        </w:tc>
+      </w:tr>
+      <w:tr>
+        <w:tc>
+          <w:tcPr>
+            <w:tcW w:w="682" w:type="dxa"/>
+          </w:tcPr>
+          <w:p>
+            <w:pPr>
+              <w:jc w:val="center"/>
+              <w:rPr>
+                <w:b/>
+                <w:bCs/>
+              </w:rPr>
+            </w:pPr>
+            <w:r>
+              <w:rPr>
+                <w:b/>
+                <w:bCs/>
+              </w:rPr>
+              <w:t>1</w:t>
+            </w:r>
+          </w:p>
+        </w:tc>
+        <w:tc>
+          <w:tcPr>
+            <w:tcW w:w="2111" w:type="dxa"/>
           </w:tcPr>
           <w:p>
             <w:pPr>
@@ -56,7 +251,29 @@
         </w:tc>
         <w:tc>
           <w:tcPr>
-            <w:tcW w:w="4675" w:type="dxa"/>
+            <w:tcW w:w="1185" w:type="dxa"/>
+          </w:tcPr>
+          <w:p/>
+        </w:tc>
+        <w:tc>
+          <w:tcPr>
+            <w:tcW w:w="1195" w:type="dxa"/>
+          </w:tcPr>
+          <w:p/>
+        </w:tc>
+        <w:tc>
+          <w:tcPr>
+            <w:tcW w:w="1289" w:type="dxa"/>
+          </w:tcPr>
+          <w:p>
+            <w:r>
+              <w:t>Deal, done</w:t>
+            </w:r>
+          </w:p>
+        </w:tc>
+        <w:tc>
+          <w:tcPr>
+            <w:tcW w:w="2888" w:type="dxa"/>
           </w:tcPr>
           <w:p>
             <w:r>
@@ -68,7 +285,30 @@
       <w:tr>
         <w:tc>
           <w:tcPr>
-            <w:tcW w:w="4675" w:type="dxa"/>
+            <w:tcW w:w="682" w:type="dxa"/>
+          </w:tcPr>
+          <w:p>
+            <w:pPr>
+              <w:jc w:val="center"/>
+              <w:rPr>
+                <w:b/>
+                <w:bCs/>
+                <w:lang w:val="de-DE"/>
+              </w:rPr>
+            </w:pPr>
+            <w:r>
+              <w:rPr>
+                <w:b/>
+                <w:bCs/>
+                <w:lang w:val="de-DE"/>
+              </w:rPr>
+              <w:t>2</w:t>
+            </w:r>
+          </w:p>
+        </w:tc>
+        <w:tc>
+          <w:tcPr>
+            <w:tcW w:w="2111" w:type="dxa"/>
           </w:tcPr>
           <w:p>
             <w:r>
@@ -83,7 +323,29 @@
         </w:tc>
         <w:tc>
           <w:tcPr>
-            <w:tcW w:w="4675" w:type="dxa"/>
+            <w:tcW w:w="1185" w:type="dxa"/>
+          </w:tcPr>
+          <w:p/>
+        </w:tc>
+        <w:tc>
+          <w:tcPr>
+            <w:tcW w:w="1195" w:type="dxa"/>
+          </w:tcPr>
+          <w:p/>
+        </w:tc>
+        <w:tc>
+          <w:tcPr>
+            <w:tcW w:w="1289" w:type="dxa"/>
+          </w:tcPr>
+          <w:p>
+            <w:r>
+              <w:t>Note</w:t>
+            </w:r>
+          </w:p>
+        </w:tc>
+        <w:tc>
+          <w:tcPr>
+            <w:tcW w:w="2888" w:type="dxa"/>
           </w:tcPr>
           <w:p>
             <w:r>
@@ -95,7 +357,30 @@
       <w:tr>
         <w:tc>
           <w:tcPr>
-            <w:tcW w:w="4675" w:type="dxa"/>
+            <w:tcW w:w="682" w:type="dxa"/>
+          </w:tcPr>
+          <w:p>
+            <w:pPr>
+              <w:jc w:val="center"/>
+              <w:rPr>
+                <w:b/>
+                <w:bCs/>
+                <w:lang w:val="de-DE"/>
+              </w:rPr>
+            </w:pPr>
+            <w:r>
+              <w:rPr>
+                <w:b/>
+                <w:bCs/>
+                <w:lang w:val="de-DE"/>
+              </w:rPr>
+              <w:t>3</w:t>
+            </w:r>
+          </w:p>
+        </w:tc>
+        <w:tc>
+          <w:tcPr>
+            <w:tcW w:w="2111" w:type="dxa"/>
           </w:tcPr>
           <w:p>
             <w:pPr>
@@ -117,7 +402,29 @@
         </w:tc>
         <w:tc>
           <w:tcPr>
-            <w:tcW w:w="4675" w:type="dxa"/>
+            <w:tcW w:w="1185" w:type="dxa"/>
+          </w:tcPr>
+          <w:p/>
+        </w:tc>
+        <w:tc>
+          <w:tcPr>
+            <w:tcW w:w="1195" w:type="dxa"/>
+          </w:tcPr>
+          <w:p/>
+        </w:tc>
+        <w:tc>
+          <w:tcPr>
+            <w:tcW w:w="1289" w:type="dxa"/>
+          </w:tcPr>
+          <w:p>
+            <w:r>
+              <w:t>Guide, conduct</w:t>
+            </w:r>
+          </w:p>
+        </w:tc>
+        <w:tc>
+          <w:tcPr>
+            <w:tcW w:w="2888" w:type="dxa"/>
           </w:tcPr>
           <w:p>
             <w:r>
@@ -129,7 +436,30 @@
       <w:tr>
         <w:tc>
           <w:tcPr>
-            <w:tcW w:w="4675" w:type="dxa"/>
+            <w:tcW w:w="682" w:type="dxa"/>
+          </w:tcPr>
+          <w:p>
+            <w:pPr>
+              <w:jc w:val="center"/>
+              <w:rPr>
+                <w:b/>
+                <w:bCs/>
+                <w:lang w:val="de-DE"/>
+              </w:rPr>
+            </w:pPr>
+            <w:r>
+              <w:rPr>
+                <w:b/>
+                <w:bCs/>
+                <w:lang w:val="de-DE"/>
+              </w:rPr>
+              <w:t>4</w:t>
+            </w:r>
+          </w:p>
+        </w:tc>
+        <w:tc>
+          <w:tcPr>
+            <w:tcW w:w="2111" w:type="dxa"/>
           </w:tcPr>
           <w:p>
             <w:pPr>
@@ -151,7 +481,29 @@
         </w:tc>
         <w:tc>
           <w:tcPr>
-            <w:tcW w:w="4675" w:type="dxa"/>
+            <w:tcW w:w="1185" w:type="dxa"/>
+          </w:tcPr>
+          <w:p/>
+        </w:tc>
+        <w:tc>
+          <w:tcPr>
+            <w:tcW w:w="1195" w:type="dxa"/>
+          </w:tcPr>
+          <w:p/>
+        </w:tc>
+        <w:tc>
+          <w:tcPr>
+            <w:tcW w:w="1289" w:type="dxa"/>
+          </w:tcPr>
+          <w:p>
+            <w:r>
+              <w:t>The manager</w:t>
+            </w:r>
+          </w:p>
+        </w:tc>
+        <w:tc>
+          <w:tcPr>
+            <w:tcW w:w="2888" w:type="dxa"/>
           </w:tcPr>
           <w:p>
             <w:r>
@@ -163,7 +515,30 @@
       <w:tr>
         <w:tc>
           <w:tcPr>
-            <w:tcW w:w="4675" w:type="dxa"/>
+            <w:tcW w:w="682" w:type="dxa"/>
+          </w:tcPr>
+          <w:p>
+            <w:pPr>
+              <w:jc w:val="center"/>
+              <w:rPr>
+                <w:b/>
+                <w:bCs/>
+                <w:lang w:val="de-DE"/>
+              </w:rPr>
+            </w:pPr>
+            <w:r>
+              <w:rPr>
+                <w:b/>
+                <w:bCs/>
+                <w:lang w:val="de-DE"/>
+              </w:rPr>
+              <w:t>5</w:t>
+            </w:r>
+          </w:p>
+        </w:tc>
+        <w:tc>
+          <w:tcPr>
+            <w:tcW w:w="2111" w:type="dxa"/>
           </w:tcPr>
           <w:p>
             <w:pPr>
@@ -185,7 +560,29 @@
         </w:tc>
         <w:tc>
           <w:tcPr>
-            <w:tcW w:w="4675" w:type="dxa"/>
+            <w:tcW w:w="1185" w:type="dxa"/>
+          </w:tcPr>
+          <w:p/>
+        </w:tc>
+        <w:tc>
+          <w:tcPr>
+            <w:tcW w:w="1195" w:type="dxa"/>
+          </w:tcPr>
+          <w:p/>
+        </w:tc>
+        <w:tc>
+          <w:tcPr>
+            <w:tcW w:w="1289" w:type="dxa"/>
+          </w:tcPr>
+          <w:p>
+            <w:r>
+              <w:t>The ladder</w:t>
+            </w:r>
+          </w:p>
+        </w:tc>
+        <w:tc>
+          <w:tcPr>
+            <w:tcW w:w="2888" w:type="dxa"/>
           </w:tcPr>
           <w:p>
             <w:r>
@@ -197,7 +594,30 @@
       <w:tr>
         <w:tc>
           <w:tcPr>
-            <w:tcW w:w="4675" w:type="dxa"/>
+            <w:tcW w:w="682" w:type="dxa"/>
+          </w:tcPr>
+          <w:p>
+            <w:pPr>
+              <w:jc w:val="center"/>
+              <w:rPr>
+                <w:b/>
+                <w:bCs/>
+                <w:lang w:val="de-DE"/>
+              </w:rPr>
+            </w:pPr>
+            <w:r>
+              <w:rPr>
+                <w:b/>
+                <w:bCs/>
+                <w:lang w:val="de-DE"/>
+              </w:rPr>
+              <w:t>6</w:t>
+            </w:r>
+          </w:p>
+        </w:tc>
+        <w:tc>
+          <w:tcPr>
+            <w:tcW w:w="2111" w:type="dxa"/>
           </w:tcPr>
           <w:p>
             <w:pPr>
@@ -219,7 +639,25 @@
         </w:tc>
         <w:tc>
           <w:tcPr>
-            <w:tcW w:w="4675" w:type="dxa"/>
+            <w:tcW w:w="1185" w:type="dxa"/>
+          </w:tcPr>
+          <w:p/>
+        </w:tc>
+        <w:tc>
+          <w:tcPr>
+            <w:tcW w:w="1195" w:type="dxa"/>
+          </w:tcPr>
+          <w:p/>
+        </w:tc>
+        <w:tc>
+          <w:tcPr>
+            <w:tcW w:w="1289" w:type="dxa"/>
+          </w:tcPr>
+          <w:p/>
+        </w:tc>
+        <w:tc>
+          <w:tcPr>
+            <w:tcW w:w="2888" w:type="dxa"/>
           </w:tcPr>
           <w:p>
             <w:r>
@@ -231,7 +669,30 @@
       <w:tr>
         <w:tc>
           <w:tcPr>
-            <w:tcW w:w="4675" w:type="dxa"/>
+            <w:tcW w:w="682" w:type="dxa"/>
+          </w:tcPr>
+          <w:p>
+            <w:pPr>
+              <w:jc w:val="center"/>
+              <w:rPr>
+                <w:b/>
+                <w:bCs/>
+                <w:lang w:val="de-DE"/>
+              </w:rPr>
+            </w:pPr>
+            <w:r>
+              <w:rPr>
+                <w:b/>
+                <w:bCs/>
+                <w:lang w:val="de-DE"/>
+              </w:rPr>
+              <w:t>7</w:t>
+            </w:r>
+          </w:p>
+        </w:tc>
+        <w:tc>
+          <w:tcPr>
+            <w:tcW w:w="2111" w:type="dxa"/>
           </w:tcPr>
           <w:p>
             <w:pPr>
@@ -253,7 +714,25 @@
         </w:tc>
         <w:tc>
           <w:tcPr>
-            <w:tcW w:w="4675" w:type="dxa"/>
+            <w:tcW w:w="1185" w:type="dxa"/>
+          </w:tcPr>
+          <w:p/>
+        </w:tc>
+        <w:tc>
+          <w:tcPr>
+            <w:tcW w:w="1195" w:type="dxa"/>
+          </w:tcPr>
+          <w:p/>
+        </w:tc>
+        <w:tc>
+          <w:tcPr>
+            <w:tcW w:w="1289" w:type="dxa"/>
+          </w:tcPr>
+          <w:p/>
+        </w:tc>
+        <w:tc>
+          <w:tcPr>
+            <w:tcW w:w="2888" w:type="dxa"/>
           </w:tcPr>
           <w:p>
             <w:r>
@@ -265,7 +744,30 @@
       <w:tr>
         <w:tc>
           <w:tcPr>
-            <w:tcW w:w="4675" w:type="dxa"/>
+            <w:tcW w:w="682" w:type="dxa"/>
+          </w:tcPr>
+          <w:p>
+            <w:pPr>
+              <w:jc w:val="center"/>
+              <w:rPr>
+                <w:b/>
+                <w:bCs/>
+                <w:lang w:val="de-DE"/>
+              </w:rPr>
+            </w:pPr>
+            <w:r>
+              <w:rPr>
+                <w:b/>
+                <w:bCs/>
+                <w:lang w:val="de-DE"/>
+              </w:rPr>
+              <w:t>8</w:t>
+            </w:r>
+          </w:p>
+        </w:tc>
+        <w:tc>
+          <w:tcPr>
+            <w:tcW w:w="2111" w:type="dxa"/>
           </w:tcPr>
           <w:p>
             <w:pPr>
@@ -293,7 +795,25 @@
         </w:tc>
         <w:tc>
           <w:tcPr>
-            <w:tcW w:w="4675" w:type="dxa"/>
+            <w:tcW w:w="1185" w:type="dxa"/>
+          </w:tcPr>
+          <w:p/>
+        </w:tc>
+        <w:tc>
+          <w:tcPr>
+            <w:tcW w:w="1195" w:type="dxa"/>
+          </w:tcPr>
+          <w:p/>
+        </w:tc>
+        <w:tc>
+          <w:tcPr>
+            <w:tcW w:w="1289" w:type="dxa"/>
+          </w:tcPr>
+          <w:p/>
+        </w:tc>
+        <w:tc>
+          <w:tcPr>
+            <w:tcW w:w="2888" w:type="dxa"/>
           </w:tcPr>
           <w:p>
             <w:r>
@@ -305,7 +825,30 @@
       <w:tr>
         <w:tc>
           <w:tcPr>
-            <w:tcW w:w="4675" w:type="dxa"/>
+            <w:tcW w:w="682" w:type="dxa"/>
+          </w:tcPr>
+          <w:p>
+            <w:pPr>
+              <w:jc w:val="center"/>
+              <w:rPr>
+                <w:b/>
+                <w:bCs/>
+                <w:lang w:val="de-DE"/>
+              </w:rPr>
+            </w:pPr>
+            <w:r>
+              <w:rPr>
+                <w:b/>
+                <w:bCs/>
+                <w:lang w:val="de-DE"/>
+              </w:rPr>
+              <w:t>9</w:t>
+            </w:r>
+          </w:p>
+        </w:tc>
+        <w:tc>
+          <w:tcPr>
+            <w:tcW w:w="2111" w:type="dxa"/>
           </w:tcPr>
           <w:p>
             <w:pPr>
@@ -327,7 +870,25 @@
         </w:tc>
         <w:tc>
           <w:tcPr>
-            <w:tcW w:w="4675" w:type="dxa"/>
+            <w:tcW w:w="1185" w:type="dxa"/>
+          </w:tcPr>
+          <w:p/>
+        </w:tc>
+        <w:tc>
+          <w:tcPr>
+            <w:tcW w:w="1195" w:type="dxa"/>
+          </w:tcPr>
+          <w:p/>
+        </w:tc>
+        <w:tc>
+          <w:tcPr>
+            <w:tcW w:w="1289" w:type="dxa"/>
+          </w:tcPr>
+          <w:p/>
+        </w:tc>
+        <w:tc>
+          <w:tcPr>
+            <w:tcW w:w="2888" w:type="dxa"/>
           </w:tcPr>
           <w:p>
             <w:r>
@@ -339,7 +900,30 @@
       <w:tr>
         <w:tc>
           <w:tcPr>
-            <w:tcW w:w="4675" w:type="dxa"/>
+            <w:tcW w:w="682" w:type="dxa"/>
+          </w:tcPr>
+          <w:p>
+            <w:pPr>
+              <w:jc w:val="center"/>
+              <w:rPr>
+                <w:b/>
+                <w:bCs/>
+                <w:lang w:val="de-DE"/>
+              </w:rPr>
+            </w:pPr>
+            <w:r>
+              <w:rPr>
+                <w:b/>
+                <w:bCs/>
+                <w:lang w:val="de-DE"/>
+              </w:rPr>
+              <w:t>10</w:t>
+            </w:r>
+          </w:p>
+        </w:tc>
+        <w:tc>
+          <w:tcPr>
+            <w:tcW w:w="2111" w:type="dxa"/>
           </w:tcPr>
           <w:p>
             <w:pPr>
@@ -361,7 +945,25 @@
         </w:tc>
         <w:tc>
           <w:tcPr>
-            <w:tcW w:w="4675" w:type="dxa"/>
+            <w:tcW w:w="1185" w:type="dxa"/>
+          </w:tcPr>
+          <w:p/>
+        </w:tc>
+        <w:tc>
+          <w:tcPr>
+            <w:tcW w:w="1195" w:type="dxa"/>
+          </w:tcPr>
+          <w:p/>
+        </w:tc>
+        <w:tc>
+          <w:tcPr>
+            <w:tcW w:w="1289" w:type="dxa"/>
+          </w:tcPr>
+          <w:p/>
+        </w:tc>
+        <w:tc>
+          <w:tcPr>
+            <w:tcW w:w="2888" w:type="dxa"/>
           </w:tcPr>
           <w:p>
             <w:r>
@@ -373,7 +975,30 @@
       <w:tr>
         <w:tc>
           <w:tcPr>
-            <w:tcW w:w="4675" w:type="dxa"/>
+            <w:tcW w:w="682" w:type="dxa"/>
+          </w:tcPr>
+          <w:p>
+            <w:pPr>
+              <w:jc w:val="center"/>
+              <w:rPr>
+                <w:b/>
+                <w:bCs/>
+                <w:lang w:val="de-DE"/>
+              </w:rPr>
+            </w:pPr>
+            <w:r>
+              <w:rPr>
+                <w:b/>
+                <w:bCs/>
+                <w:lang w:val="de-DE"/>
+              </w:rPr>
+              <w:t>11</w:t>
+            </w:r>
+          </w:p>
+        </w:tc>
+        <w:tc>
+          <w:tcPr>
+            <w:tcW w:w="2111" w:type="dxa"/>
           </w:tcPr>
           <w:p>
             <w:pPr>
@@ -395,7 +1020,25 @@
         </w:tc>
         <w:tc>
           <w:tcPr>
-            <w:tcW w:w="4675" w:type="dxa"/>
+            <w:tcW w:w="1185" w:type="dxa"/>
+          </w:tcPr>
+          <w:p/>
+        </w:tc>
+        <w:tc>
+          <w:tcPr>
+            <w:tcW w:w="1195" w:type="dxa"/>
+          </w:tcPr>
+          <w:p/>
+        </w:tc>
+        <w:tc>
+          <w:tcPr>
+            <w:tcW w:w="1289" w:type="dxa"/>
+          </w:tcPr>
+          <w:p/>
+        </w:tc>
+        <w:tc>
+          <w:tcPr>
+            <w:tcW w:w="2888" w:type="dxa"/>
           </w:tcPr>
           <w:p>
             <w:r>
@@ -407,7 +1050,30 @@
       <w:tr>
         <w:tc>
           <w:tcPr>
-            <w:tcW w:w="4675" w:type="dxa"/>
+            <w:tcW w:w="682" w:type="dxa"/>
+          </w:tcPr>
+          <w:p>
+            <w:pPr>
+              <w:jc w:val="center"/>
+              <w:rPr>
+                <w:b/>
+                <w:bCs/>
+                <w:lang w:val="de-DE"/>
+              </w:rPr>
+            </w:pPr>
+            <w:r>
+              <w:rPr>
+                <w:b/>
+                <w:bCs/>
+                <w:lang w:val="de-DE"/>
+              </w:rPr>
+              <w:t>12</w:t>
+            </w:r>
+          </w:p>
+        </w:tc>
+        <w:tc>
+          <w:tcPr>
+            <w:tcW w:w="2111" w:type="dxa"/>
           </w:tcPr>
           <w:p>
             <w:pPr>
@@ -429,7 +1095,25 @@
         </w:tc>
         <w:tc>
           <w:tcPr>
-            <w:tcW w:w="4675" w:type="dxa"/>
+            <w:tcW w:w="1185" w:type="dxa"/>
+          </w:tcPr>
+          <w:p/>
+        </w:tc>
+        <w:tc>
+          <w:tcPr>
+            <w:tcW w:w="1195" w:type="dxa"/>
+          </w:tcPr>
+          <w:p/>
+        </w:tc>
+        <w:tc>
+          <w:tcPr>
+            <w:tcW w:w="1289" w:type="dxa"/>
+          </w:tcPr>
+          <w:p/>
+        </w:tc>
+        <w:tc>
+          <w:tcPr>
+            <w:tcW w:w="2888" w:type="dxa"/>
           </w:tcPr>
           <w:p>
             <w:r>
@@ -441,7 +1125,30 @@
       <w:tr>
         <w:tc>
           <w:tcPr>
-            <w:tcW w:w="4675" w:type="dxa"/>
+            <w:tcW w:w="682" w:type="dxa"/>
+          </w:tcPr>
+          <w:p>
+            <w:pPr>
+              <w:jc w:val="center"/>
+              <w:rPr>
+                <w:b/>
+                <w:bCs/>
+                <w:lang w:val="de-DE"/>
+              </w:rPr>
+            </w:pPr>
+            <w:r>
+              <w:rPr>
+                <w:b/>
+                <w:bCs/>
+                <w:lang w:val="de-DE"/>
+              </w:rPr>
+              <w:t>13</w:t>
+            </w:r>
+          </w:p>
+        </w:tc>
+        <w:tc>
+          <w:tcPr>
+            <w:tcW w:w="2111" w:type="dxa"/>
           </w:tcPr>
           <w:p>
             <w:pPr>
@@ -463,7 +1170,25 @@
         </w:tc>
         <w:tc>
           <w:tcPr>
-            <w:tcW w:w="4675" w:type="dxa"/>
+            <w:tcW w:w="1185" w:type="dxa"/>
+          </w:tcPr>
+          <w:p/>
+        </w:tc>
+        <w:tc>
+          <w:tcPr>
+            <w:tcW w:w="1195" w:type="dxa"/>
+          </w:tcPr>
+          <w:p/>
+        </w:tc>
+        <w:tc>
+          <w:tcPr>
+            <w:tcW w:w="1289" w:type="dxa"/>
+          </w:tcPr>
+          <w:p/>
+        </w:tc>
+        <w:tc>
+          <w:tcPr>
+            <w:tcW w:w="2888" w:type="dxa"/>
           </w:tcPr>
           <w:p>
             <w:r>
@@ -475,7 +1200,30 @@
       <w:tr>
         <w:tc>
           <w:tcPr>
-            <w:tcW w:w="4675" w:type="dxa"/>
+            <w:tcW w:w="682" w:type="dxa"/>
+          </w:tcPr>
+          <w:p>
+            <w:pPr>
+              <w:jc w:val="center"/>
+              <w:rPr>
+                <w:b/>
+                <w:bCs/>
+                <w:lang w:val="de-DE"/>
+              </w:rPr>
+            </w:pPr>
+            <w:r>
+              <w:rPr>
+                <w:b/>
+                <w:bCs/>
+                <w:lang w:val="de-DE"/>
+              </w:rPr>
+              <w:t>14</w:t>
+            </w:r>
+          </w:p>
+        </w:tc>
+        <w:tc>
+          <w:tcPr>
+            <w:tcW w:w="2111" w:type="dxa"/>
           </w:tcPr>
           <w:p>
             <w:pPr>
@@ -497,7 +1245,25 @@
         </w:tc>
         <w:tc>
           <w:tcPr>
-            <w:tcW w:w="4675" w:type="dxa"/>
+            <w:tcW w:w="1185" w:type="dxa"/>
+          </w:tcPr>
+          <w:p/>
+        </w:tc>
+        <w:tc>
+          <w:tcPr>
+            <w:tcW w:w="1195" w:type="dxa"/>
+          </w:tcPr>
+          <w:p/>
+        </w:tc>
+        <w:tc>
+          <w:tcPr>
+            <w:tcW w:w="1289" w:type="dxa"/>
+          </w:tcPr>
+          <w:p/>
+        </w:tc>
+        <w:tc>
+          <w:tcPr>
+            <w:tcW w:w="2888" w:type="dxa"/>
           </w:tcPr>
           <w:p>
             <w:r>
@@ -509,7 +1275,30 @@
       <w:tr>
         <w:tc>
           <w:tcPr>
-            <w:tcW w:w="4675" w:type="dxa"/>
+            <w:tcW w:w="682" w:type="dxa"/>
+          </w:tcPr>
+          <w:p>
+            <w:pPr>
+              <w:jc w:val="center"/>
+              <w:rPr>
+                <w:b/>
+                <w:bCs/>
+                <w:lang w:val="de-DE"/>
+              </w:rPr>
+            </w:pPr>
+            <w:r>
+              <w:rPr>
+                <w:b/>
+                <w:bCs/>
+                <w:lang w:val="de-DE"/>
+              </w:rPr>
+              <w:t>15</w:t>
+            </w:r>
+          </w:p>
+        </w:tc>
+        <w:tc>
+          <w:tcPr>
+            <w:tcW w:w="2111" w:type="dxa"/>
           </w:tcPr>
           <w:p>
             <w:pPr>
@@ -531,7 +1320,25 @@
         </w:tc>
         <w:tc>
           <w:tcPr>
-            <w:tcW w:w="4675" w:type="dxa"/>
+            <w:tcW w:w="1185" w:type="dxa"/>
+          </w:tcPr>
+          <w:p/>
+        </w:tc>
+        <w:tc>
+          <w:tcPr>
+            <w:tcW w:w="1195" w:type="dxa"/>
+          </w:tcPr>
+          <w:p/>
+        </w:tc>
+        <w:tc>
+          <w:tcPr>
+            <w:tcW w:w="1289" w:type="dxa"/>
+          </w:tcPr>
+          <w:p/>
+        </w:tc>
+        <w:tc>
+          <w:tcPr>
+            <w:tcW w:w="2888" w:type="dxa"/>
           </w:tcPr>
           <w:p>
             <w:r>
@@ -543,7 +1350,30 @@
       <w:tr>
         <w:tc>
           <w:tcPr>
-            <w:tcW w:w="4675" w:type="dxa"/>
+            <w:tcW w:w="682" w:type="dxa"/>
+          </w:tcPr>
+          <w:p>
+            <w:pPr>
+              <w:jc w:val="center"/>
+              <w:rPr>
+                <w:b/>
+                <w:bCs/>
+                <w:lang w:val="de-DE"/>
+              </w:rPr>
+            </w:pPr>
+            <w:r>
+              <w:rPr>
+                <w:b/>
+                <w:bCs/>
+                <w:lang w:val="de-DE"/>
+              </w:rPr>
+              <w:t>16</w:t>
+            </w:r>
+          </w:p>
+        </w:tc>
+        <w:tc>
+          <w:tcPr>
+            <w:tcW w:w="2111" w:type="dxa"/>
           </w:tcPr>
           <w:p>
             <w:pPr>
@@ -565,7 +1395,25 @@
         </w:tc>
         <w:tc>
           <w:tcPr>
-            <w:tcW w:w="4675" w:type="dxa"/>
+            <w:tcW w:w="1185" w:type="dxa"/>
+          </w:tcPr>
+          <w:p/>
+        </w:tc>
+        <w:tc>
+          <w:tcPr>
+            <w:tcW w:w="1195" w:type="dxa"/>
+          </w:tcPr>
+          <w:p/>
+        </w:tc>
+        <w:tc>
+          <w:tcPr>
+            <w:tcW w:w="1289" w:type="dxa"/>
+          </w:tcPr>
+          <w:p/>
+        </w:tc>
+        <w:tc>
+          <w:tcPr>
+            <w:tcW w:w="2888" w:type="dxa"/>
           </w:tcPr>
           <w:p>
             <w:r>
@@ -577,7 +1425,30 @@
       <w:tr>
         <w:tc>
           <w:tcPr>
-            <w:tcW w:w="4675" w:type="dxa"/>
+            <w:tcW w:w="682" w:type="dxa"/>
+          </w:tcPr>
+          <w:p>
+            <w:pPr>
+              <w:jc w:val="center"/>
+              <w:rPr>
+                <w:b/>
+                <w:bCs/>
+                <w:lang w:val="de-DE"/>
+              </w:rPr>
+            </w:pPr>
+            <w:r>
+              <w:rPr>
+                <w:b/>
+                <w:bCs/>
+                <w:lang w:val="de-DE"/>
+              </w:rPr>
+              <w:t>17</w:t>
+            </w:r>
+          </w:p>
+        </w:tc>
+        <w:tc>
+          <w:tcPr>
+            <w:tcW w:w="2111" w:type="dxa"/>
           </w:tcPr>
           <w:p>
             <w:pPr>
@@ -599,7 +1470,25 @@
         </w:tc>
         <w:tc>
           <w:tcPr>
-            <w:tcW w:w="4675" w:type="dxa"/>
+            <w:tcW w:w="1185" w:type="dxa"/>
+          </w:tcPr>
+          <w:p/>
+        </w:tc>
+        <w:tc>
+          <w:tcPr>
+            <w:tcW w:w="1195" w:type="dxa"/>
+          </w:tcPr>
+          <w:p/>
+        </w:tc>
+        <w:tc>
+          <w:tcPr>
+            <w:tcW w:w="1289" w:type="dxa"/>
+          </w:tcPr>
+          <w:p/>
+        </w:tc>
+        <w:tc>
+          <w:tcPr>
+            <w:tcW w:w="2888" w:type="dxa"/>
           </w:tcPr>
           <w:p>
             <w:r>
@@ -611,7 +1500,30 @@
       <w:tr>
         <w:tc>
           <w:tcPr>
-            <w:tcW w:w="4675" w:type="dxa"/>
+            <w:tcW w:w="682" w:type="dxa"/>
+          </w:tcPr>
+          <w:p>
+            <w:pPr>
+              <w:jc w:val="center"/>
+              <w:rPr>
+                <w:b/>
+                <w:bCs/>
+                <w:lang w:val="de-DE"/>
+              </w:rPr>
+            </w:pPr>
+            <w:r>
+              <w:rPr>
+                <w:b/>
+                <w:bCs/>
+                <w:lang w:val="de-DE"/>
+              </w:rPr>
+              <w:t>18</w:t>
+            </w:r>
+          </w:p>
+        </w:tc>
+        <w:tc>
+          <w:tcPr>
+            <w:tcW w:w="2111" w:type="dxa"/>
           </w:tcPr>
           <w:p>
             <w:pPr>
@@ -633,7 +1545,25 @@
         </w:tc>
         <w:tc>
           <w:tcPr>
-            <w:tcW w:w="4675" w:type="dxa"/>
+            <w:tcW w:w="1185" w:type="dxa"/>
+          </w:tcPr>
+          <w:p/>
+        </w:tc>
+        <w:tc>
+          <w:tcPr>
+            <w:tcW w:w="1195" w:type="dxa"/>
+          </w:tcPr>
+          <w:p/>
+        </w:tc>
+        <w:tc>
+          <w:tcPr>
+            <w:tcW w:w="1289" w:type="dxa"/>
+          </w:tcPr>
+          <w:p/>
+        </w:tc>
+        <w:tc>
+          <w:tcPr>
+            <w:tcW w:w="2888" w:type="dxa"/>
           </w:tcPr>
           <w:p>
             <w:r>
@@ -645,7 +1575,30 @@
       <w:tr>
         <w:tc>
           <w:tcPr>
-            <w:tcW w:w="4675" w:type="dxa"/>
+            <w:tcW w:w="682" w:type="dxa"/>
+          </w:tcPr>
+          <w:p>
+            <w:pPr>
+              <w:jc w:val="center"/>
+              <w:rPr>
+                <w:b/>
+                <w:bCs/>
+                <w:lang w:val="de-DE"/>
+              </w:rPr>
+            </w:pPr>
+            <w:r>
+              <w:rPr>
+                <w:b/>
+                <w:bCs/>
+                <w:lang w:val="de-DE"/>
+              </w:rPr>
+              <w:t>19</w:t>
+            </w:r>
+          </w:p>
+        </w:tc>
+        <w:tc>
+          <w:tcPr>
+            <w:tcW w:w="2111" w:type="dxa"/>
           </w:tcPr>
           <w:p>
             <w:pPr>
@@ -667,7 +1620,25 @@
         </w:tc>
         <w:tc>
           <w:tcPr>
-            <w:tcW w:w="4675" w:type="dxa"/>
+            <w:tcW w:w="1185" w:type="dxa"/>
+          </w:tcPr>
+          <w:p/>
+        </w:tc>
+        <w:tc>
+          <w:tcPr>
+            <w:tcW w:w="1195" w:type="dxa"/>
+          </w:tcPr>
+          <w:p/>
+        </w:tc>
+        <w:tc>
+          <w:tcPr>
+            <w:tcW w:w="1289" w:type="dxa"/>
+          </w:tcPr>
+          <w:p/>
+        </w:tc>
+        <w:tc>
+          <w:tcPr>
+            <w:tcW w:w="2888" w:type="dxa"/>
           </w:tcPr>
           <w:p>
             <w:r>
@@ -679,7 +1650,30 @@
       <w:tr>
         <w:tc>
           <w:tcPr>
-            <w:tcW w:w="4675" w:type="dxa"/>
+            <w:tcW w:w="682" w:type="dxa"/>
+          </w:tcPr>
+          <w:p>
+            <w:pPr>
+              <w:jc w:val="center"/>
+              <w:rPr>
+                <w:b/>
+                <w:bCs/>
+                <w:lang w:val="de-DE"/>
+              </w:rPr>
+            </w:pPr>
+            <w:r>
+              <w:rPr>
+                <w:b/>
+                <w:bCs/>
+                <w:lang w:val="de-DE"/>
+              </w:rPr>
+              <w:t>20</w:t>
+            </w:r>
+          </w:p>
+        </w:tc>
+        <w:tc>
+          <w:tcPr>
+            <w:tcW w:w="2111" w:type="dxa"/>
           </w:tcPr>
           <w:p>
             <w:pPr>
@@ -701,7 +1695,25 @@
         </w:tc>
         <w:tc>
           <w:tcPr>
-            <w:tcW w:w="4675" w:type="dxa"/>
+            <w:tcW w:w="1185" w:type="dxa"/>
+          </w:tcPr>
+          <w:p/>
+        </w:tc>
+        <w:tc>
+          <w:tcPr>
+            <w:tcW w:w="1195" w:type="dxa"/>
+          </w:tcPr>
+          <w:p/>
+        </w:tc>
+        <w:tc>
+          <w:tcPr>
+            <w:tcW w:w="1289" w:type="dxa"/>
+          </w:tcPr>
+          <w:p/>
+        </w:tc>
+        <w:tc>
+          <w:tcPr>
+            <w:tcW w:w="2888" w:type="dxa"/>
           </w:tcPr>
           <w:p>
             <w:r>
@@ -713,7 +1725,30 @@
       <w:tr>
         <w:tc>
           <w:tcPr>
-            <w:tcW w:w="4675" w:type="dxa"/>
+            <w:tcW w:w="682" w:type="dxa"/>
+          </w:tcPr>
+          <w:p>
+            <w:pPr>
+              <w:jc w:val="center"/>
+              <w:rPr>
+                <w:b/>
+                <w:bCs/>
+                <w:lang w:val="de-DE"/>
+              </w:rPr>
+            </w:pPr>
+            <w:r>
+              <w:rPr>
+                <w:b/>
+                <w:bCs/>
+                <w:lang w:val="de-DE"/>
+              </w:rPr>
+              <w:t>21</w:t>
+            </w:r>
+          </w:p>
+        </w:tc>
+        <w:tc>
+          <w:tcPr>
+            <w:tcW w:w="2111" w:type="dxa"/>
           </w:tcPr>
           <w:p>
             <w:pPr>
@@ -735,7 +1770,25 @@
         </w:tc>
         <w:tc>
           <w:tcPr>
-            <w:tcW w:w="4675" w:type="dxa"/>
+            <w:tcW w:w="1185" w:type="dxa"/>
+          </w:tcPr>
+          <w:p/>
+        </w:tc>
+        <w:tc>
+          <w:tcPr>
+            <w:tcW w:w="1195" w:type="dxa"/>
+          </w:tcPr>
+          <w:p/>
+        </w:tc>
+        <w:tc>
+          <w:tcPr>
+            <w:tcW w:w="1289" w:type="dxa"/>
+          </w:tcPr>
+          <w:p/>
+        </w:tc>
+        <w:tc>
+          <w:tcPr>
+            <w:tcW w:w="2888" w:type="dxa"/>
           </w:tcPr>
           <w:p>
             <w:r>
@@ -747,7 +1800,30 @@
       <w:tr>
         <w:tc>
           <w:tcPr>
-            <w:tcW w:w="4675" w:type="dxa"/>
+            <w:tcW w:w="682" w:type="dxa"/>
+          </w:tcPr>
+          <w:p>
+            <w:pPr>
+              <w:jc w:val="center"/>
+              <w:rPr>
+                <w:b/>
+                <w:bCs/>
+                <w:lang w:val="de-DE"/>
+              </w:rPr>
+            </w:pPr>
+            <w:r>
+              <w:rPr>
+                <w:b/>
+                <w:bCs/>
+                <w:lang w:val="de-DE"/>
+              </w:rPr>
+              <w:t>22</w:t>
+            </w:r>
+          </w:p>
+        </w:tc>
+        <w:tc>
+          <w:tcPr>
+            <w:tcW w:w="2111" w:type="dxa"/>
           </w:tcPr>
           <w:p>
             <w:pPr>
@@ -769,7 +1845,25 @@
         </w:tc>
         <w:tc>
           <w:tcPr>
-            <w:tcW w:w="4675" w:type="dxa"/>
+            <w:tcW w:w="1185" w:type="dxa"/>
+          </w:tcPr>
+          <w:p/>
+        </w:tc>
+        <w:tc>
+          <w:tcPr>
+            <w:tcW w:w="1195" w:type="dxa"/>
+          </w:tcPr>
+          <w:p/>
+        </w:tc>
+        <w:tc>
+          <w:tcPr>
+            <w:tcW w:w="1289" w:type="dxa"/>
+          </w:tcPr>
+          <w:p/>
+        </w:tc>
+        <w:tc>
+          <w:tcPr>
+            <w:tcW w:w="2888" w:type="dxa"/>
           </w:tcPr>
           <w:p>
             <w:r>
@@ -781,7 +1875,30 @@
       <w:tr>
         <w:tc>
           <w:tcPr>
-            <w:tcW w:w="4675" w:type="dxa"/>
+            <w:tcW w:w="682" w:type="dxa"/>
+          </w:tcPr>
+          <w:p>
+            <w:pPr>
+              <w:jc w:val="center"/>
+              <w:rPr>
+                <w:b/>
+                <w:bCs/>
+                <w:lang w:val="de-DE"/>
+              </w:rPr>
+            </w:pPr>
+            <w:r>
+              <w:rPr>
+                <w:b/>
+                <w:bCs/>
+                <w:lang w:val="de-DE"/>
+              </w:rPr>
+              <w:t>23</w:t>
+            </w:r>
+          </w:p>
+        </w:tc>
+        <w:tc>
+          <w:tcPr>
+            <w:tcW w:w="2111" w:type="dxa"/>
           </w:tcPr>
           <w:p>
             <w:pPr>
@@ -803,7 +1920,25 @@
         </w:tc>
         <w:tc>
           <w:tcPr>
-            <w:tcW w:w="4675" w:type="dxa"/>
+            <w:tcW w:w="1185" w:type="dxa"/>
+          </w:tcPr>
+          <w:p/>
+        </w:tc>
+        <w:tc>
+          <w:tcPr>
+            <w:tcW w:w="1195" w:type="dxa"/>
+          </w:tcPr>
+          <w:p/>
+        </w:tc>
+        <w:tc>
+          <w:tcPr>
+            <w:tcW w:w="1289" w:type="dxa"/>
+          </w:tcPr>
+          <w:p/>
+        </w:tc>
+        <w:tc>
+          <w:tcPr>
+            <w:tcW w:w="2888" w:type="dxa"/>
           </w:tcPr>
           <w:p>
             <w:r>
@@ -815,7 +1950,30 @@
       <w:tr>
         <w:tc>
           <w:tcPr>
-            <w:tcW w:w="4675" w:type="dxa"/>
+            <w:tcW w:w="682" w:type="dxa"/>
+          </w:tcPr>
+          <w:p>
+            <w:pPr>
+              <w:jc w:val="center"/>
+              <w:rPr>
+                <w:b/>
+                <w:bCs/>
+                <w:lang w:val="de-DE"/>
+              </w:rPr>
+            </w:pPr>
+            <w:r>
+              <w:rPr>
+                <w:b/>
+                <w:bCs/>
+                <w:lang w:val="de-DE"/>
+              </w:rPr>
+              <w:t>24</w:t>
+            </w:r>
+          </w:p>
+        </w:tc>
+        <w:tc>
+          <w:tcPr>
+            <w:tcW w:w="2111" w:type="dxa"/>
           </w:tcPr>
           <w:p>
             <w:pPr>
@@ -837,7 +1995,25 @@
         </w:tc>
         <w:tc>
           <w:tcPr>
-            <w:tcW w:w="4675" w:type="dxa"/>
+            <w:tcW w:w="1185" w:type="dxa"/>
+          </w:tcPr>
+          <w:p/>
+        </w:tc>
+        <w:tc>
+          <w:tcPr>
+            <w:tcW w:w="1195" w:type="dxa"/>
+          </w:tcPr>
+          <w:p/>
+        </w:tc>
+        <w:tc>
+          <w:tcPr>
+            <w:tcW w:w="1289" w:type="dxa"/>
+          </w:tcPr>
+          <w:p/>
+        </w:tc>
+        <w:tc>
+          <w:tcPr>
+            <w:tcW w:w="2888" w:type="dxa"/>
           </w:tcPr>
           <w:p>
             <w:r>
@@ -849,7 +2025,30 @@
       <w:tr>
         <w:tc>
           <w:tcPr>
-            <w:tcW w:w="4675" w:type="dxa"/>
+            <w:tcW w:w="682" w:type="dxa"/>
+          </w:tcPr>
+          <w:p>
+            <w:pPr>
+              <w:jc w:val="center"/>
+              <w:rPr>
+                <w:b/>
+                <w:bCs/>
+                <w:lang w:val="de-DE"/>
+              </w:rPr>
+            </w:pPr>
+            <w:r>
+              <w:rPr>
+                <w:b/>
+                <w:bCs/>
+                <w:lang w:val="de-DE"/>
+              </w:rPr>
+              <w:t>25</w:t>
+            </w:r>
+          </w:p>
+        </w:tc>
+        <w:tc>
+          <w:tcPr>
+            <w:tcW w:w="2111" w:type="dxa"/>
           </w:tcPr>
           <w:p>
             <w:pPr>
@@ -871,7 +2070,25 @@
         </w:tc>
         <w:tc>
           <w:tcPr>
-            <w:tcW w:w="4675" w:type="dxa"/>
+            <w:tcW w:w="1185" w:type="dxa"/>
+          </w:tcPr>
+          <w:p/>
+        </w:tc>
+        <w:tc>
+          <w:tcPr>
+            <w:tcW w:w="1195" w:type="dxa"/>
+          </w:tcPr>
+          <w:p/>
+        </w:tc>
+        <w:tc>
+          <w:tcPr>
+            <w:tcW w:w="1289" w:type="dxa"/>
+          </w:tcPr>
+          <w:p/>
+        </w:tc>
+        <w:tc>
+          <w:tcPr>
+            <w:tcW w:w="2888" w:type="dxa"/>
           </w:tcPr>
           <w:p>
             <w:r>
@@ -883,7 +2100,30 @@
       <w:tr>
         <w:tc>
           <w:tcPr>
-            <w:tcW w:w="4675" w:type="dxa"/>
+            <w:tcW w:w="682" w:type="dxa"/>
+          </w:tcPr>
+          <w:p>
+            <w:pPr>
+              <w:jc w:val="center"/>
+              <w:rPr>
+                <w:b/>
+                <w:bCs/>
+                <w:lang w:val="de-DE"/>
+              </w:rPr>
+            </w:pPr>
+            <w:r>
+              <w:rPr>
+                <w:b/>
+                <w:bCs/>
+                <w:lang w:val="de-DE"/>
+              </w:rPr>
+              <w:t>26</w:t>
+            </w:r>
+          </w:p>
+        </w:tc>
+        <w:tc>
+          <w:tcPr>
+            <w:tcW w:w="2111" w:type="dxa"/>
           </w:tcPr>
           <w:p>
             <w:pPr>
@@ -905,7 +2145,25 @@
         </w:tc>
         <w:tc>
           <w:tcPr>
-            <w:tcW w:w="4675" w:type="dxa"/>
+            <w:tcW w:w="1185" w:type="dxa"/>
+          </w:tcPr>
+          <w:p/>
+        </w:tc>
+        <w:tc>
+          <w:tcPr>
+            <w:tcW w:w="1195" w:type="dxa"/>
+          </w:tcPr>
+          <w:p/>
+        </w:tc>
+        <w:tc>
+          <w:tcPr>
+            <w:tcW w:w="1289" w:type="dxa"/>
+          </w:tcPr>
+          <w:p/>
+        </w:tc>
+        <w:tc>
+          <w:tcPr>
+            <w:tcW w:w="2888" w:type="dxa"/>
           </w:tcPr>
           <w:p>
             <w:r>
@@ -917,7 +2175,30 @@
       <w:tr>
         <w:tc>
           <w:tcPr>
-            <w:tcW w:w="4675" w:type="dxa"/>
+            <w:tcW w:w="682" w:type="dxa"/>
+          </w:tcPr>
+          <w:p>
+            <w:pPr>
+              <w:jc w:val="center"/>
+              <w:rPr>
+                <w:b/>
+                <w:bCs/>
+                <w:lang w:val="de-DE"/>
+              </w:rPr>
+            </w:pPr>
+            <w:r>
+              <w:rPr>
+                <w:b/>
+                <w:bCs/>
+                <w:lang w:val="de-DE"/>
+              </w:rPr>
+              <w:t>27</w:t>
+            </w:r>
+          </w:p>
+        </w:tc>
+        <w:tc>
+          <w:tcPr>
+            <w:tcW w:w="2111" w:type="dxa"/>
           </w:tcPr>
           <w:p>
             <w:pPr>
@@ -939,7 +2220,25 @@
         </w:tc>
         <w:tc>
           <w:tcPr>
-            <w:tcW w:w="4675" w:type="dxa"/>
+            <w:tcW w:w="1185" w:type="dxa"/>
+          </w:tcPr>
+          <w:p/>
+        </w:tc>
+        <w:tc>
+          <w:tcPr>
+            <w:tcW w:w="1195" w:type="dxa"/>
+          </w:tcPr>
+          <w:p/>
+        </w:tc>
+        <w:tc>
+          <w:tcPr>
+            <w:tcW w:w="1289" w:type="dxa"/>
+          </w:tcPr>
+          <w:p/>
+        </w:tc>
+        <w:tc>
+          <w:tcPr>
+            <w:tcW w:w="2888" w:type="dxa"/>
           </w:tcPr>
           <w:p>
             <w:r>
@@ -951,7 +2250,30 @@
       <w:tr>
         <w:tc>
           <w:tcPr>
-            <w:tcW w:w="4675" w:type="dxa"/>
+            <w:tcW w:w="682" w:type="dxa"/>
+          </w:tcPr>
+          <w:p>
+            <w:pPr>
+              <w:jc w:val="center"/>
+              <w:rPr>
+                <w:b/>
+                <w:bCs/>
+                <w:lang w:val="de-DE"/>
+              </w:rPr>
+            </w:pPr>
+            <w:r>
+              <w:rPr>
+                <w:b/>
+                <w:bCs/>
+                <w:lang w:val="de-DE"/>
+              </w:rPr>
+              <w:t>28</w:t>
+            </w:r>
+          </w:p>
+        </w:tc>
+        <w:tc>
+          <w:tcPr>
+            <w:tcW w:w="2111" w:type="dxa"/>
           </w:tcPr>
           <w:p>
             <w:pPr>
@@ -973,7 +2295,25 @@
         </w:tc>
         <w:tc>
           <w:tcPr>
-            <w:tcW w:w="4675" w:type="dxa"/>
+            <w:tcW w:w="1185" w:type="dxa"/>
+          </w:tcPr>
+          <w:p/>
+        </w:tc>
+        <w:tc>
+          <w:tcPr>
+            <w:tcW w:w="1195" w:type="dxa"/>
+          </w:tcPr>
+          <w:p/>
+        </w:tc>
+        <w:tc>
+          <w:tcPr>
+            <w:tcW w:w="1289" w:type="dxa"/>
+          </w:tcPr>
+          <w:p/>
+        </w:tc>
+        <w:tc>
+          <w:tcPr>
+            <w:tcW w:w="2888" w:type="dxa"/>
           </w:tcPr>
           <w:p>
             <w:r>
@@ -985,7 +2325,30 @@
       <w:tr>
         <w:tc>
           <w:tcPr>
-            <w:tcW w:w="4675" w:type="dxa"/>
+            <w:tcW w:w="682" w:type="dxa"/>
+          </w:tcPr>
+          <w:p>
+            <w:pPr>
+              <w:jc w:val="center"/>
+              <w:rPr>
+                <w:b/>
+                <w:bCs/>
+                <w:lang w:val="de-DE"/>
+              </w:rPr>
+            </w:pPr>
+            <w:r>
+              <w:rPr>
+                <w:b/>
+                <w:bCs/>
+                <w:lang w:val="de-DE"/>
+              </w:rPr>
+              <w:t>29</w:t>
+            </w:r>
+          </w:p>
+        </w:tc>
+        <w:tc>
+          <w:tcPr>
+            <w:tcW w:w="2111" w:type="dxa"/>
           </w:tcPr>
           <w:p>
             <w:pPr>
@@ -1007,7 +2370,25 @@
         </w:tc>
         <w:tc>
           <w:tcPr>
-            <w:tcW w:w="4675" w:type="dxa"/>
+            <w:tcW w:w="1185" w:type="dxa"/>
+          </w:tcPr>
+          <w:p/>
+        </w:tc>
+        <w:tc>
+          <w:tcPr>
+            <w:tcW w:w="1195" w:type="dxa"/>
+          </w:tcPr>
+          <w:p/>
+        </w:tc>
+        <w:tc>
+          <w:tcPr>
+            <w:tcW w:w="1289" w:type="dxa"/>
+          </w:tcPr>
+          <w:p/>
+        </w:tc>
+        <w:tc>
+          <w:tcPr>
+            <w:tcW w:w="2888" w:type="dxa"/>
           </w:tcPr>
           <w:p>
             <w:r>
@@ -1019,7 +2400,30 @@
       <w:tr>
         <w:tc>
           <w:tcPr>
-            <w:tcW w:w="4675" w:type="dxa"/>
+            <w:tcW w:w="682" w:type="dxa"/>
+          </w:tcPr>
+          <w:p>
+            <w:pPr>
+              <w:jc w:val="center"/>
+              <w:rPr>
+                <w:b/>
+                <w:bCs/>
+                <w:lang w:val="de-DE"/>
+              </w:rPr>
+            </w:pPr>
+            <w:r>
+              <w:rPr>
+                <w:b/>
+                <w:bCs/>
+                <w:lang w:val="de-DE"/>
+              </w:rPr>
+              <w:t>30</w:t>
+            </w:r>
+          </w:p>
+        </w:tc>
+        <w:tc>
+          <w:tcPr>
+            <w:tcW w:w="2111" w:type="dxa"/>
           </w:tcPr>
           <w:p>
             <w:pPr>
@@ -1041,7 +2445,25 @@
         </w:tc>
         <w:tc>
           <w:tcPr>
-            <w:tcW w:w="4675" w:type="dxa"/>
+            <w:tcW w:w="1185" w:type="dxa"/>
+          </w:tcPr>
+          <w:p/>
+        </w:tc>
+        <w:tc>
+          <w:tcPr>
+            <w:tcW w:w="1195" w:type="dxa"/>
+          </w:tcPr>
+          <w:p/>
+        </w:tc>
+        <w:tc>
+          <w:tcPr>
+            <w:tcW w:w="1289" w:type="dxa"/>
+          </w:tcPr>
+          <w:p/>
+        </w:tc>
+        <w:tc>
+          <w:tcPr>
+            <w:tcW w:w="2888" w:type="dxa"/>
           </w:tcPr>
           <w:p>
             <w:r>
@@ -1053,7 +2475,30 @@
       <w:tr>
         <w:tc>
           <w:tcPr>
-            <w:tcW w:w="4675" w:type="dxa"/>
+            <w:tcW w:w="682" w:type="dxa"/>
+          </w:tcPr>
+          <w:p>
+            <w:pPr>
+              <w:jc w:val="center"/>
+              <w:rPr>
+                <w:b/>
+                <w:bCs/>
+                <w:lang w:val="de-DE"/>
+              </w:rPr>
+            </w:pPr>
+            <w:r>
+              <w:rPr>
+                <w:b/>
+                <w:bCs/>
+                <w:lang w:val="de-DE"/>
+              </w:rPr>
+              <w:t>31</w:t>
+            </w:r>
+          </w:p>
+        </w:tc>
+        <w:tc>
+          <w:tcPr>
+            <w:tcW w:w="2111" w:type="dxa"/>
           </w:tcPr>
           <w:p>
             <w:pPr>
@@ -1075,7 +2520,25 @@
         </w:tc>
         <w:tc>
           <w:tcPr>
-            <w:tcW w:w="4675" w:type="dxa"/>
+            <w:tcW w:w="1185" w:type="dxa"/>
+          </w:tcPr>
+          <w:p/>
+        </w:tc>
+        <w:tc>
+          <w:tcPr>
+            <w:tcW w:w="1195" w:type="dxa"/>
+          </w:tcPr>
+          <w:p/>
+        </w:tc>
+        <w:tc>
+          <w:tcPr>
+            <w:tcW w:w="1289" w:type="dxa"/>
+          </w:tcPr>
+          <w:p/>
+        </w:tc>
+        <w:tc>
+          <w:tcPr>
+            <w:tcW w:w="2888" w:type="dxa"/>
           </w:tcPr>
           <w:p>
             <w:r>
@@ -1087,7 +2550,30 @@
       <w:tr>
         <w:tc>
           <w:tcPr>
-            <w:tcW w:w="4675" w:type="dxa"/>
+            <w:tcW w:w="682" w:type="dxa"/>
+          </w:tcPr>
+          <w:p>
+            <w:pPr>
+              <w:jc w:val="center"/>
+              <w:rPr>
+                <w:b/>
+                <w:bCs/>
+                <w:lang w:val="de-DE"/>
+              </w:rPr>
+            </w:pPr>
+            <w:r>
+              <w:rPr>
+                <w:b/>
+                <w:bCs/>
+                <w:lang w:val="de-DE"/>
+              </w:rPr>
+              <w:t>32</w:t>
+            </w:r>
+          </w:p>
+        </w:tc>
+        <w:tc>
+          <w:tcPr>
+            <w:tcW w:w="2111" w:type="dxa"/>
           </w:tcPr>
           <w:p>
             <w:pPr>
@@ -1109,22 +2595,61 @@
         </w:tc>
         <w:tc>
           <w:tcPr>
-            <w:tcW w:w="4675" w:type="dxa"/>
-          </w:tcPr>
-          <w:p>
-            <w:r>
-              <w:t>L</w:t>
-            </w:r>
-            <w:r>
-              <w:t>enj</w:t>
-            </w:r>
-          </w:p>
-        </w:tc>
-      </w:tr>
-      <w:tr>
-        <w:tc>
-          <w:tcPr>
-            <w:tcW w:w="4675" w:type="dxa"/>
+            <w:tcW w:w="1185" w:type="dxa"/>
+          </w:tcPr>
+          <w:p/>
+        </w:tc>
+        <w:tc>
+          <w:tcPr>
+            <w:tcW w:w="1195" w:type="dxa"/>
+          </w:tcPr>
+          <w:p/>
+        </w:tc>
+        <w:tc>
+          <w:tcPr>
+            <w:tcW w:w="1289" w:type="dxa"/>
+          </w:tcPr>
+          <w:p/>
+        </w:tc>
+        <w:tc>
+          <w:tcPr>
+            <w:tcW w:w="2888" w:type="dxa"/>
+          </w:tcPr>
+          <w:p>
+            <w:r>
+              <w:t>Lenj</w:t>
+            </w:r>
+          </w:p>
+        </w:tc>
+      </w:tr>
+      <w:tr>
+        <w:tc>
+          <w:tcPr>
+            <w:tcW w:w="682" w:type="dxa"/>
+          </w:tcPr>
+          <w:p>
+            <w:pPr>
+              <w:jc w:val="center"/>
+              <w:rPr>
+                <w:b/>
+                <w:bCs/>
+                <w:lang w:val="de-DE"/>
+              </w:rPr>
+            </w:pPr>
+            <w:r>
+              <w:rPr>
+                <w:b/>
+                <w:bCs/>
+                <w:lang w:val="de-DE"/>
+              </w:rPr>
+              <w:lastRenderedPageBreak/>
+              <w:t>33</w:t>
+            </w:r>
+          </w:p>
+        </w:tc>
+        <w:tc>
+          <w:tcPr>
+            <w:tcW w:w="2111" w:type="dxa"/>
           </w:tcPr>
           <w:p>
             <w:pPr>
@@ -1146,7 +2671,25 @@
         </w:tc>
         <w:tc>
           <w:tcPr>
-            <w:tcW w:w="4675" w:type="dxa"/>
+            <w:tcW w:w="1185" w:type="dxa"/>
+          </w:tcPr>
+          <w:p/>
+        </w:tc>
+        <w:tc>
+          <w:tcPr>
+            <w:tcW w:w="1195" w:type="dxa"/>
+          </w:tcPr>
+          <w:p/>
+        </w:tc>
+        <w:tc>
+          <w:tcPr>
+            <w:tcW w:w="1289" w:type="dxa"/>
+          </w:tcPr>
+          <w:p/>
+        </w:tc>
+        <w:tc>
+          <w:tcPr>
+            <w:tcW w:w="2888" w:type="dxa"/>
           </w:tcPr>
           <w:p>
             <w:r>
@@ -1158,7 +2701,30 @@
       <w:tr>
         <w:tc>
           <w:tcPr>
-            <w:tcW w:w="4675" w:type="dxa"/>
+            <w:tcW w:w="682" w:type="dxa"/>
+          </w:tcPr>
+          <w:p>
+            <w:pPr>
+              <w:jc w:val="center"/>
+              <w:rPr>
+                <w:b/>
+                <w:bCs/>
+                <w:lang w:val="de-DE"/>
+              </w:rPr>
+            </w:pPr>
+            <w:r>
+              <w:rPr>
+                <w:b/>
+                <w:bCs/>
+                <w:lang w:val="de-DE"/>
+              </w:rPr>
+              <w:t>34</w:t>
+            </w:r>
+          </w:p>
+        </w:tc>
+        <w:tc>
+          <w:tcPr>
+            <w:tcW w:w="2111" w:type="dxa"/>
           </w:tcPr>
           <w:p>
             <w:pPr>
@@ -1180,7 +2746,25 @@
         </w:tc>
         <w:tc>
           <w:tcPr>
-            <w:tcW w:w="4675" w:type="dxa"/>
+            <w:tcW w:w="1185" w:type="dxa"/>
+          </w:tcPr>
+          <w:p/>
+        </w:tc>
+        <w:tc>
+          <w:tcPr>
+            <w:tcW w:w="1195" w:type="dxa"/>
+          </w:tcPr>
+          <w:p/>
+        </w:tc>
+        <w:tc>
+          <w:tcPr>
+            <w:tcW w:w="1289" w:type="dxa"/>
+          </w:tcPr>
+          <w:p/>
+        </w:tc>
+        <w:tc>
+          <w:tcPr>
+            <w:tcW w:w="2888" w:type="dxa"/>
           </w:tcPr>
           <w:p>
             <w:r>
@@ -1192,7 +2776,30 @@
       <w:tr>
         <w:tc>
           <w:tcPr>
-            <w:tcW w:w="4675" w:type="dxa"/>
+            <w:tcW w:w="682" w:type="dxa"/>
+          </w:tcPr>
+          <w:p>
+            <w:pPr>
+              <w:jc w:val="center"/>
+              <w:rPr>
+                <w:b/>
+                <w:bCs/>
+                <w:lang w:val="de-DE"/>
+              </w:rPr>
+            </w:pPr>
+            <w:r>
+              <w:rPr>
+                <w:b/>
+                <w:bCs/>
+                <w:lang w:val="de-DE"/>
+              </w:rPr>
+              <w:t>35</w:t>
+            </w:r>
+          </w:p>
+        </w:tc>
+        <w:tc>
+          <w:tcPr>
+            <w:tcW w:w="2111" w:type="dxa"/>
           </w:tcPr>
           <w:p>
             <w:pPr>
@@ -1214,7 +2821,25 @@
         </w:tc>
         <w:tc>
           <w:tcPr>
-            <w:tcW w:w="4675" w:type="dxa"/>
+            <w:tcW w:w="1185" w:type="dxa"/>
+          </w:tcPr>
+          <w:p/>
+        </w:tc>
+        <w:tc>
+          <w:tcPr>
+            <w:tcW w:w="1195" w:type="dxa"/>
+          </w:tcPr>
+          <w:p/>
+        </w:tc>
+        <w:tc>
+          <w:tcPr>
+            <w:tcW w:w="1289" w:type="dxa"/>
+          </w:tcPr>
+          <w:p/>
+        </w:tc>
+        <w:tc>
+          <w:tcPr>
+            <w:tcW w:w="2888" w:type="dxa"/>
           </w:tcPr>
           <w:p>
             <w:r>
@@ -1226,7 +2851,30 @@
       <w:tr>
         <w:tc>
           <w:tcPr>
-            <w:tcW w:w="4675" w:type="dxa"/>
+            <w:tcW w:w="682" w:type="dxa"/>
+          </w:tcPr>
+          <w:p>
+            <w:pPr>
+              <w:jc w:val="center"/>
+              <w:rPr>
+                <w:b/>
+                <w:bCs/>
+                <w:lang w:val="de-DE"/>
+              </w:rPr>
+            </w:pPr>
+            <w:r>
+              <w:rPr>
+                <w:b/>
+                <w:bCs/>
+                <w:lang w:val="de-DE"/>
+              </w:rPr>
+              <w:t>36</w:t>
+            </w:r>
+          </w:p>
+        </w:tc>
+        <w:tc>
+          <w:tcPr>
+            <w:tcW w:w="2111" w:type="dxa"/>
           </w:tcPr>
           <w:p>
             <w:pPr>
@@ -1248,7 +2896,25 @@
         </w:tc>
         <w:tc>
           <w:tcPr>
-            <w:tcW w:w="4675" w:type="dxa"/>
+            <w:tcW w:w="1185" w:type="dxa"/>
+          </w:tcPr>
+          <w:p/>
+        </w:tc>
+        <w:tc>
+          <w:tcPr>
+            <w:tcW w:w="1195" w:type="dxa"/>
+          </w:tcPr>
+          <w:p/>
+        </w:tc>
+        <w:tc>
+          <w:tcPr>
+            <w:tcW w:w="1289" w:type="dxa"/>
+          </w:tcPr>
+          <w:p/>
+        </w:tc>
+        <w:tc>
+          <w:tcPr>
+            <w:tcW w:w="2888" w:type="dxa"/>
           </w:tcPr>
           <w:p>
             <w:r>
@@ -1260,7 +2926,30 @@
       <w:tr>
         <w:tc>
           <w:tcPr>
-            <w:tcW w:w="4675" w:type="dxa"/>
+            <w:tcW w:w="682" w:type="dxa"/>
+          </w:tcPr>
+          <w:p>
+            <w:pPr>
+              <w:jc w:val="center"/>
+              <w:rPr>
+                <w:b/>
+                <w:bCs/>
+                <w:lang w:val="de-DE"/>
+              </w:rPr>
+            </w:pPr>
+            <w:r>
+              <w:rPr>
+                <w:b/>
+                <w:bCs/>
+                <w:lang w:val="de-DE"/>
+              </w:rPr>
+              <w:t>37</w:t>
+            </w:r>
+          </w:p>
+        </w:tc>
+        <w:tc>
+          <w:tcPr>
+            <w:tcW w:w="2111" w:type="dxa"/>
           </w:tcPr>
           <w:p>
             <w:pPr>
@@ -1282,7 +2971,25 @@
         </w:tc>
         <w:tc>
           <w:tcPr>
-            <w:tcW w:w="4675" w:type="dxa"/>
+            <w:tcW w:w="1185" w:type="dxa"/>
+          </w:tcPr>
+          <w:p/>
+        </w:tc>
+        <w:tc>
+          <w:tcPr>
+            <w:tcW w:w="1195" w:type="dxa"/>
+          </w:tcPr>
+          <w:p/>
+        </w:tc>
+        <w:tc>
+          <w:tcPr>
+            <w:tcW w:w="1289" w:type="dxa"/>
+          </w:tcPr>
+          <w:p/>
+        </w:tc>
+        <w:tc>
+          <w:tcPr>
+            <w:tcW w:w="2888" w:type="dxa"/>
           </w:tcPr>
           <w:p>
             <w:r>
@@ -1294,7 +3001,30 @@
       <w:tr>
         <w:tc>
           <w:tcPr>
-            <w:tcW w:w="4675" w:type="dxa"/>
+            <w:tcW w:w="682" w:type="dxa"/>
+          </w:tcPr>
+          <w:p>
+            <w:pPr>
+              <w:jc w:val="center"/>
+              <w:rPr>
+                <w:b/>
+                <w:bCs/>
+                <w:lang w:val="de-DE"/>
+              </w:rPr>
+            </w:pPr>
+            <w:r>
+              <w:rPr>
+                <w:b/>
+                <w:bCs/>
+                <w:lang w:val="de-DE"/>
+              </w:rPr>
+              <w:t>38</w:t>
+            </w:r>
+          </w:p>
+        </w:tc>
+        <w:tc>
+          <w:tcPr>
+            <w:tcW w:w="2111" w:type="dxa"/>
           </w:tcPr>
           <w:p>
             <w:pPr>
@@ -1316,7 +3046,25 @@
         </w:tc>
         <w:tc>
           <w:tcPr>
-            <w:tcW w:w="4675" w:type="dxa"/>
+            <w:tcW w:w="1185" w:type="dxa"/>
+          </w:tcPr>
+          <w:p/>
+        </w:tc>
+        <w:tc>
+          <w:tcPr>
+            <w:tcW w:w="1195" w:type="dxa"/>
+          </w:tcPr>
+          <w:p/>
+        </w:tc>
+        <w:tc>
+          <w:tcPr>
+            <w:tcW w:w="1289" w:type="dxa"/>
+          </w:tcPr>
+          <w:p/>
+        </w:tc>
+        <w:tc>
+          <w:tcPr>
+            <w:tcW w:w="2888" w:type="dxa"/>
           </w:tcPr>
           <w:p>
             <w:r>
@@ -1328,7 +3076,30 @@
       <w:tr>
         <w:tc>
           <w:tcPr>
-            <w:tcW w:w="4675" w:type="dxa"/>
+            <w:tcW w:w="682" w:type="dxa"/>
+          </w:tcPr>
+          <w:p>
+            <w:pPr>
+              <w:jc w:val="center"/>
+              <w:rPr>
+                <w:b/>
+                <w:bCs/>
+                <w:lang w:val="de-DE"/>
+              </w:rPr>
+            </w:pPr>
+            <w:r>
+              <w:rPr>
+                <w:b/>
+                <w:bCs/>
+                <w:lang w:val="de-DE"/>
+              </w:rPr>
+              <w:t>39</w:t>
+            </w:r>
+          </w:p>
+        </w:tc>
+        <w:tc>
+          <w:tcPr>
+            <w:tcW w:w="2111" w:type="dxa"/>
           </w:tcPr>
           <w:p>
             <w:pPr>
@@ -1350,7 +3121,25 @@
         </w:tc>
         <w:tc>
           <w:tcPr>
-            <w:tcW w:w="4675" w:type="dxa"/>
+            <w:tcW w:w="1185" w:type="dxa"/>
+          </w:tcPr>
+          <w:p/>
+        </w:tc>
+        <w:tc>
+          <w:tcPr>
+            <w:tcW w:w="1195" w:type="dxa"/>
+          </w:tcPr>
+          <w:p/>
+        </w:tc>
+        <w:tc>
+          <w:tcPr>
+            <w:tcW w:w="1289" w:type="dxa"/>
+          </w:tcPr>
+          <w:p/>
+        </w:tc>
+        <w:tc>
+          <w:tcPr>
+            <w:tcW w:w="2888" w:type="dxa"/>
           </w:tcPr>
           <w:p>
             <w:r>
@@ -1362,291 +3151,2271 @@
       <w:tr>
         <w:tc>
           <w:tcPr>
-            <w:tcW w:w="4675" w:type="dxa"/>
-          </w:tcPr>
-          <w:p>
-            <w:pPr>
-              <w:rPr>
-                <w:b/>
-                <w:bCs/>
-                <w:lang w:val="de-DE"/>
-              </w:rPr>
-            </w:pPr>
-            <w:r>
-              <w:rPr>
-                <w:b/>
-                <w:bCs/>
-                <w:lang w:val="de-DE"/>
+            <w:tcW w:w="682" w:type="dxa"/>
+          </w:tcPr>
+          <w:p>
+            <w:pPr>
+              <w:jc w:val="center"/>
+              <w:rPr>
+                <w:b/>
+                <w:bCs/>
+                <w:lang w:val="de-DE"/>
+              </w:rPr>
+            </w:pPr>
+            <w:r>
+              <w:rPr>
+                <w:b/>
+                <w:bCs/>
+                <w:lang w:val="de-DE"/>
+              </w:rPr>
+              <w:t>40</w:t>
+            </w:r>
+          </w:p>
+        </w:tc>
+        <w:tc>
+          <w:tcPr>
+            <w:tcW w:w="2111" w:type="dxa"/>
+          </w:tcPr>
+          <w:p>
+            <w:pPr>
+              <w:rPr>
+                <w:b/>
+                <w:bCs/>
+                <w:lang w:val="de-DE"/>
+              </w:rPr>
+            </w:pPr>
+            <w:r>
+              <w:rPr>
+                <w:b/>
+                <w:bCs/>
+                <w:lang w:val="de-DE"/>
+              </w:rPr>
+              <w:t>Tatsächlich</w:t>
+            </w:r>
+          </w:p>
+        </w:tc>
+        <w:tc>
+          <w:tcPr>
+            <w:tcW w:w="1185" w:type="dxa"/>
+          </w:tcPr>
+          <w:p/>
+        </w:tc>
+        <w:tc>
+          <w:tcPr>
+            <w:tcW w:w="1195" w:type="dxa"/>
+          </w:tcPr>
+          <w:p/>
+        </w:tc>
+        <w:tc>
+          <w:tcPr>
+            <w:tcW w:w="1289" w:type="dxa"/>
+          </w:tcPr>
+          <w:p/>
+        </w:tc>
+        <w:tc>
+          <w:tcPr>
+            <w:tcW w:w="2888" w:type="dxa"/>
+          </w:tcPr>
+          <w:p>
+            <w:r>
+              <w:t>zaista</w:t>
+            </w:r>
+          </w:p>
+        </w:tc>
+      </w:tr>
+      <w:tr>
+        <w:tc>
+          <w:tcPr>
+            <w:tcW w:w="682" w:type="dxa"/>
+          </w:tcPr>
+          <w:p>
+            <w:pPr>
+              <w:jc w:val="center"/>
+              <w:rPr>
+                <w:b/>
+                <w:bCs/>
+                <w:lang w:val="de-DE"/>
+              </w:rPr>
+            </w:pPr>
+            <w:r>
+              <w:rPr>
+                <w:b/>
+                <w:bCs/>
+                <w:lang w:val="de-DE"/>
+              </w:rPr>
+              <w:t>41</w:t>
+            </w:r>
+          </w:p>
+        </w:tc>
+        <w:tc>
+          <w:tcPr>
+            <w:tcW w:w="2111" w:type="dxa"/>
+          </w:tcPr>
+          <w:p>
+            <w:pPr>
+              <w:rPr>
+                <w:b/>
+                <w:bCs/>
+                <w:lang w:val="de-DE"/>
+              </w:rPr>
+            </w:pPr>
+            <w:r>
+              <w:rPr>
+                <w:b/>
+                <w:bCs/>
+                <w:lang w:val="de-DE"/>
+              </w:rPr>
+              <w:t>Verbrauchen</w:t>
+            </w:r>
+          </w:p>
+        </w:tc>
+        <w:tc>
+          <w:tcPr>
+            <w:tcW w:w="1185" w:type="dxa"/>
+          </w:tcPr>
+          <w:p/>
+        </w:tc>
+        <w:tc>
+          <w:tcPr>
+            <w:tcW w:w="1195" w:type="dxa"/>
+          </w:tcPr>
+          <w:p/>
+        </w:tc>
+        <w:tc>
+          <w:tcPr>
+            <w:tcW w:w="1289" w:type="dxa"/>
+          </w:tcPr>
+          <w:p/>
+        </w:tc>
+        <w:tc>
+          <w:tcPr>
+            <w:tcW w:w="2888" w:type="dxa"/>
+          </w:tcPr>
+          <w:p>
+            <w:r>
+              <w:t>trositi</w:t>
+            </w:r>
+          </w:p>
+        </w:tc>
+      </w:tr>
+      <w:tr>
+        <w:tc>
+          <w:tcPr>
+            <w:tcW w:w="682" w:type="dxa"/>
+          </w:tcPr>
+          <w:p>
+            <w:pPr>
+              <w:jc w:val="center"/>
+              <w:rPr>
+                <w:b/>
+                <w:bCs/>
+                <w:lang w:val="de-DE"/>
+              </w:rPr>
+            </w:pPr>
+            <w:r>
+              <w:rPr>
+                <w:b/>
+                <w:bCs/>
+                <w:lang w:val="de-DE"/>
+              </w:rPr>
+              <w:t>42</w:t>
+            </w:r>
+          </w:p>
+        </w:tc>
+        <w:tc>
+          <w:tcPr>
+            <w:tcW w:w="2111" w:type="dxa"/>
+          </w:tcPr>
+          <w:p>
+            <w:pPr>
+              <w:rPr>
+                <w:b/>
+                <w:bCs/>
+                <w:lang w:val="de-DE"/>
+              </w:rPr>
+            </w:pPr>
+            <w:r>
+              <w:rPr>
+                <w:b/>
+                <w:bCs/>
+                <w:lang w:val="de-DE"/>
+              </w:rPr>
+              <w:t>Bringen</w:t>
+            </w:r>
+          </w:p>
+        </w:tc>
+        <w:tc>
+          <w:tcPr>
+            <w:tcW w:w="1185" w:type="dxa"/>
+          </w:tcPr>
+          <w:p/>
+        </w:tc>
+        <w:tc>
+          <w:tcPr>
+            <w:tcW w:w="1195" w:type="dxa"/>
+          </w:tcPr>
+          <w:p/>
+        </w:tc>
+        <w:tc>
+          <w:tcPr>
+            <w:tcW w:w="1289" w:type="dxa"/>
+          </w:tcPr>
+          <w:p/>
+        </w:tc>
+        <w:tc>
+          <w:tcPr>
+            <w:tcW w:w="2888" w:type="dxa"/>
+          </w:tcPr>
+          <w:p>
+            <w:r>
+              <w:t>Doneti</w:t>
+            </w:r>
+          </w:p>
+        </w:tc>
+      </w:tr>
+      <w:tr>
+        <w:tc>
+          <w:tcPr>
+            <w:tcW w:w="682" w:type="dxa"/>
+          </w:tcPr>
+          <w:p>
+            <w:pPr>
+              <w:jc w:val="center"/>
+              <w:rPr>
+                <w:b/>
+                <w:bCs/>
+              </w:rPr>
+            </w:pPr>
+            <w:r>
+              <w:rPr>
+                <w:b/>
+                <w:bCs/>
+              </w:rPr>
+              <w:t>43</w:t>
+            </w:r>
+          </w:p>
+        </w:tc>
+        <w:tc>
+          <w:tcPr>
+            <w:tcW w:w="2111" w:type="dxa"/>
+          </w:tcPr>
+          <w:p>
+            <w:pPr>
+              <w:rPr>
+                <w:b/>
+                <w:bCs/>
+                <w:lang w:val="de-DE"/>
+              </w:rPr>
+            </w:pPr>
+            <w:r>
+              <w:rPr>
+                <w:b/>
+                <w:bCs/>
+              </w:rPr>
+              <w:t>Durchgekommen</w:t>
+            </w:r>
+          </w:p>
+        </w:tc>
+        <w:tc>
+          <w:tcPr>
+            <w:tcW w:w="1185" w:type="dxa"/>
+          </w:tcPr>
+          <w:p/>
+        </w:tc>
+        <w:tc>
+          <w:tcPr>
+            <w:tcW w:w="1195" w:type="dxa"/>
+          </w:tcPr>
+          <w:p/>
+        </w:tc>
+        <w:tc>
+          <w:tcPr>
+            <w:tcW w:w="1289" w:type="dxa"/>
+          </w:tcPr>
+          <w:p/>
+        </w:tc>
+        <w:tc>
+          <w:tcPr>
+            <w:tcW w:w="2888" w:type="dxa"/>
+          </w:tcPr>
+          <w:p>
+            <w:r>
+              <w:t>Proci,izvuci,provuci</w:t>
+            </w:r>
+          </w:p>
+        </w:tc>
+      </w:tr>
+      <w:tr>
+        <w:tc>
+          <w:tcPr>
+            <w:tcW w:w="682" w:type="dxa"/>
+          </w:tcPr>
+          <w:p>
+            <w:pPr>
+              <w:jc w:val="center"/>
+              <w:rPr>
+                <w:b/>
+                <w:bCs/>
+              </w:rPr>
+            </w:pPr>
+            <w:r>
+              <w:rPr>
+                <w:b/>
+                <w:bCs/>
+              </w:rPr>
+              <w:t>44</w:t>
+            </w:r>
+          </w:p>
+        </w:tc>
+        <w:tc>
+          <w:tcPr>
+            <w:tcW w:w="2111" w:type="dxa"/>
+          </w:tcPr>
+          <w:p>
+            <w:pPr>
+              <w:rPr>
+                <w:b/>
+                <w:bCs/>
+              </w:rPr>
+            </w:pPr>
+            <w:r>
+              <w:rPr>
+                <w:b/>
+                <w:bCs/>
+              </w:rPr>
+              <w:t>Damals</w:t>
+            </w:r>
+          </w:p>
+        </w:tc>
+        <w:tc>
+          <w:tcPr>
+            <w:tcW w:w="1185" w:type="dxa"/>
+          </w:tcPr>
+          <w:p/>
+        </w:tc>
+        <w:tc>
+          <w:tcPr>
+            <w:tcW w:w="1195" w:type="dxa"/>
+          </w:tcPr>
+          <w:p/>
+        </w:tc>
+        <w:tc>
+          <w:tcPr>
+            <w:tcW w:w="1289" w:type="dxa"/>
+          </w:tcPr>
+          <w:p/>
+        </w:tc>
+        <w:tc>
+          <w:tcPr>
+            <w:tcW w:w="2888" w:type="dxa"/>
+          </w:tcPr>
+          <w:p>
+            <w:r>
+              <w:t>Tada, onda</w:t>
+            </w:r>
+          </w:p>
+        </w:tc>
+      </w:tr>
+      <w:tr>
+        <w:tc>
+          <w:tcPr>
+            <w:tcW w:w="682" w:type="dxa"/>
+          </w:tcPr>
+          <w:p>
+            <w:pPr>
+              <w:jc w:val="center"/>
+              <w:rPr>
+                <w:b/>
+                <w:bCs/>
+              </w:rPr>
+            </w:pPr>
+            <w:r>
+              <w:rPr>
+                <w:b/>
+                <w:bCs/>
+              </w:rPr>
+              <w:t>45</w:t>
+            </w:r>
+          </w:p>
+        </w:tc>
+        <w:tc>
+          <w:tcPr>
+            <w:tcW w:w="2111" w:type="dxa"/>
+          </w:tcPr>
+          <w:p>
+            <w:pPr>
+              <w:rPr>
+                <w:b/>
+                <w:bCs/>
+              </w:rPr>
+            </w:pPr>
+            <w:r>
+              <w:rPr>
+                <w:b/>
+                <w:bCs/>
+              </w:rPr>
+              <w:t>Reichen</w:t>
+            </w:r>
+          </w:p>
+        </w:tc>
+        <w:tc>
+          <w:tcPr>
+            <w:tcW w:w="1185" w:type="dxa"/>
+          </w:tcPr>
+          <w:p/>
+        </w:tc>
+        <w:tc>
+          <w:tcPr>
+            <w:tcW w:w="1195" w:type="dxa"/>
+          </w:tcPr>
+          <w:p/>
+        </w:tc>
+        <w:tc>
+          <w:tcPr>
+            <w:tcW w:w="1289" w:type="dxa"/>
+          </w:tcPr>
+          <w:p/>
+        </w:tc>
+        <w:tc>
+          <w:tcPr>
+            <w:tcW w:w="2888" w:type="dxa"/>
+          </w:tcPr>
+          <w:p>
+            <w:r>
+              <w:t>Biti dovoljno,biti dosta</w:t>
+            </w:r>
+          </w:p>
+        </w:tc>
+      </w:tr>
+      <w:tr>
+        <w:tc>
+          <w:tcPr>
+            <w:tcW w:w="682" w:type="dxa"/>
+          </w:tcPr>
+          <w:p>
+            <w:pPr>
+              <w:jc w:val="center"/>
+              <w:rPr>
+                <w:b/>
+                <w:bCs/>
+              </w:rPr>
+            </w:pPr>
+            <w:r>
+              <w:rPr>
+                <w:b/>
+                <w:bCs/>
+              </w:rPr>
+              <w:t>46</w:t>
+            </w:r>
+          </w:p>
+        </w:tc>
+        <w:tc>
+          <w:tcPr>
+            <w:tcW w:w="2111" w:type="dxa"/>
+          </w:tcPr>
+          <w:p>
+            <w:pPr>
+              <w:rPr>
+                <w:b/>
+                <w:bCs/>
+              </w:rPr>
+            </w:pPr>
+            <w:r>
+              <w:rPr>
+                <w:b/>
+                <w:bCs/>
+              </w:rPr>
+              <w:t>Schätze</w:t>
+            </w:r>
+          </w:p>
+        </w:tc>
+        <w:tc>
+          <w:tcPr>
+            <w:tcW w:w="1185" w:type="dxa"/>
+          </w:tcPr>
+          <w:p/>
+        </w:tc>
+        <w:tc>
+          <w:tcPr>
+            <w:tcW w:w="1195" w:type="dxa"/>
+          </w:tcPr>
+          <w:p/>
+        </w:tc>
+        <w:tc>
+          <w:tcPr>
+            <w:tcW w:w="1289" w:type="dxa"/>
+          </w:tcPr>
+          <w:p/>
+        </w:tc>
+        <w:tc>
+          <w:tcPr>
+            <w:tcW w:w="2888" w:type="dxa"/>
+          </w:tcPr>
+          <w:p>
+            <w:r>
+              <w:t>Ceniti, procenjivati</w:t>
+            </w:r>
+          </w:p>
+        </w:tc>
+      </w:tr>
+      <w:tr>
+        <w:tc>
+          <w:tcPr>
+            <w:tcW w:w="682" w:type="dxa"/>
+          </w:tcPr>
+          <w:p>
+            <w:pPr>
+              <w:jc w:val="center"/>
+              <w:rPr>
+                <w:b/>
+                <w:bCs/>
+              </w:rPr>
+            </w:pPr>
+            <w:r>
+              <w:rPr>
+                <w:b/>
+                <w:bCs/>
+              </w:rPr>
+              <w:t>47</w:t>
+            </w:r>
+          </w:p>
+        </w:tc>
+        <w:tc>
+          <w:tcPr>
+            <w:tcW w:w="2111" w:type="dxa"/>
+          </w:tcPr>
+          <w:p>
+            <w:pPr>
+              <w:rPr>
+                <w:b/>
+                <w:bCs/>
+              </w:rPr>
+            </w:pPr>
+            <w:r>
+              <w:rPr>
+                <w:b/>
+                <w:bCs/>
+              </w:rPr>
+              <w:t>Wohl</w:t>
+            </w:r>
+          </w:p>
+        </w:tc>
+        <w:tc>
+          <w:tcPr>
+            <w:tcW w:w="1185" w:type="dxa"/>
+          </w:tcPr>
+          <w:p/>
+        </w:tc>
+        <w:tc>
+          <w:tcPr>
+            <w:tcW w:w="1195" w:type="dxa"/>
+          </w:tcPr>
+          <w:p/>
+        </w:tc>
+        <w:tc>
+          <w:tcPr>
+            <w:tcW w:w="1289" w:type="dxa"/>
+          </w:tcPr>
+          <w:p/>
+        </w:tc>
+        <w:tc>
+          <w:tcPr>
+            <w:tcW w:w="2888" w:type="dxa"/>
+          </w:tcPr>
+          <w:p>
+            <w:r>
+              <w:t>Dobro,prijatno</w:t>
+            </w:r>
+          </w:p>
+        </w:tc>
+      </w:tr>
+      <w:tr>
+        <w:tc>
+          <w:tcPr>
+            <w:tcW w:w="682" w:type="dxa"/>
+          </w:tcPr>
+          <w:p>
+            <w:pPr>
+              <w:jc w:val="center"/>
+              <w:rPr>
+                <w:b/>
+                <w:bCs/>
+              </w:rPr>
+            </w:pPr>
+            <w:r>
+              <w:rPr>
+                <w:b/>
+                <w:bCs/>
+              </w:rPr>
+              <w:t>48</w:t>
+            </w:r>
+          </w:p>
+        </w:tc>
+        <w:tc>
+          <w:tcPr>
+            <w:tcW w:w="2111" w:type="dxa"/>
+          </w:tcPr>
+          <w:p>
+            <w:pPr>
+              <w:rPr>
+                <w:b/>
+                <w:bCs/>
+              </w:rPr>
+            </w:pPr>
+            <w:r>
+              <w:rPr>
+                <w:b/>
+                <w:bCs/>
+              </w:rPr>
+              <w:t>G</w:t>
+            </w:r>
+            <w:r>
+              <w:rPr>
+                <w:b/>
+                <w:bCs/>
+              </w:rPr>
+              <w:t>reifen</w:t>
+            </w:r>
+          </w:p>
+        </w:tc>
+        <w:tc>
+          <w:tcPr>
+            <w:tcW w:w="1185" w:type="dxa"/>
+          </w:tcPr>
+          <w:p/>
+        </w:tc>
+        <w:tc>
+          <w:tcPr>
+            <w:tcW w:w="1195" w:type="dxa"/>
+          </w:tcPr>
+          <w:p/>
+        </w:tc>
+        <w:tc>
+          <w:tcPr>
+            <w:tcW w:w="1289" w:type="dxa"/>
+          </w:tcPr>
+          <w:p>
+            <w:r>
+              <w:t>G</w:t>
+            </w:r>
+            <w:r>
+              <w:t>rasp</w:t>
+            </w:r>
+          </w:p>
+        </w:tc>
+        <w:tc>
+          <w:tcPr>
+            <w:tcW w:w="2888" w:type="dxa"/>
+          </w:tcPr>
+          <w:p>
+            <w:r>
+              <w:t>Zgrabiti</w:t>
+            </w:r>
+          </w:p>
+        </w:tc>
+      </w:tr>
+      <w:tr>
+        <w:tc>
+          <w:tcPr>
+            <w:tcW w:w="682" w:type="dxa"/>
+          </w:tcPr>
+          <w:p>
+            <w:pPr>
+              <w:jc w:val="center"/>
+              <w:rPr>
+                <w:b/>
+                <w:bCs/>
+              </w:rPr>
+            </w:pPr>
+            <w:r>
+              <w:rPr>
+                <w:b/>
+                <w:bCs/>
+              </w:rPr>
+              <w:t>49</w:t>
+            </w:r>
+          </w:p>
+        </w:tc>
+        <w:tc>
+          <w:tcPr>
+            <w:tcW w:w="2111" w:type="dxa"/>
+          </w:tcPr>
+          <w:p>
+            <w:pPr>
+              <w:rPr>
+                <w:b/>
+                <w:bCs/>
+              </w:rPr>
+            </w:pPr>
+            <w:r>
+              <w:rPr>
+                <w:b/>
+                <w:bCs/>
+              </w:rPr>
+              <w:t>Handlungen</w:t>
+            </w:r>
+          </w:p>
+        </w:tc>
+        <w:tc>
+          <w:tcPr>
+            <w:tcW w:w="1185" w:type="dxa"/>
+          </w:tcPr>
+          <w:p/>
+        </w:tc>
+        <w:tc>
+          <w:tcPr>
+            <w:tcW w:w="1195" w:type="dxa"/>
+          </w:tcPr>
+          <w:p/>
+        </w:tc>
+        <w:tc>
+          <w:tcPr>
+            <w:tcW w:w="1289" w:type="dxa"/>
+          </w:tcPr>
+          <w:p>
+            <w:r>
+              <w:t>A</w:t>
+            </w:r>
+            <w:r>
+              <w:t>ctions</w:t>
+            </w:r>
+          </w:p>
+        </w:tc>
+        <w:tc>
+          <w:tcPr>
+            <w:tcW w:w="2888" w:type="dxa"/>
+          </w:tcPr>
+          <w:p>
+            <w:r>
+              <w:t>Akcije</w:t>
+            </w:r>
+          </w:p>
+        </w:tc>
+      </w:tr>
+      <w:tr>
+        <w:tc>
+          <w:tcPr>
+            <w:tcW w:w="682" w:type="dxa"/>
+          </w:tcPr>
+          <w:p>
+            <w:pPr>
+              <w:jc w:val="center"/>
+              <w:rPr>
+                <w:b/>
+                <w:bCs/>
+              </w:rPr>
+            </w:pPr>
+            <w:r>
+              <w:rPr>
+                <w:b/>
+                <w:bCs/>
+              </w:rPr>
+              <w:t>50</w:t>
+            </w:r>
+          </w:p>
+        </w:tc>
+        <w:tc>
+          <w:tcPr>
+            <w:tcW w:w="2111" w:type="dxa"/>
+          </w:tcPr>
+          <w:p>
+            <w:pPr>
+              <w:rPr>
+                <w:b/>
+                <w:bCs/>
+              </w:rPr>
+            </w:pPr>
+            <w:r>
+              <w:rPr>
+                <w:b/>
+                <w:bCs/>
+              </w:rPr>
+              <w:t>B</w:t>
+            </w:r>
+            <w:r>
+              <w:rPr>
+                <w:b/>
+                <w:bCs/>
+              </w:rPr>
+              <w:t>erühmtesten</w:t>
+            </w:r>
+          </w:p>
+        </w:tc>
+        <w:tc>
+          <w:tcPr>
+            <w:tcW w:w="1185" w:type="dxa"/>
+          </w:tcPr>
+          <w:p/>
+        </w:tc>
+        <w:tc>
+          <w:tcPr>
+            <w:tcW w:w="1195" w:type="dxa"/>
+          </w:tcPr>
+          <w:p/>
+        </w:tc>
+        <w:tc>
+          <w:tcPr>
+            <w:tcW w:w="1289" w:type="dxa"/>
+          </w:tcPr>
+          <w:p>
+            <w:r>
+              <w:t>M</w:t>
+            </w:r>
+            <w:r>
+              <w:t>ost famous</w:t>
+            </w:r>
+          </w:p>
+        </w:tc>
+        <w:tc>
+          <w:tcPr>
+            <w:tcW w:w="2888" w:type="dxa"/>
+          </w:tcPr>
+          <w:p>
+            <w:r>
+              <w:t>Najpoznatije</w:t>
+            </w:r>
+          </w:p>
+        </w:tc>
+      </w:tr>
+      <w:tr>
+        <w:tc>
+          <w:tcPr>
+            <w:tcW w:w="682" w:type="dxa"/>
+          </w:tcPr>
+          <w:p>
+            <w:pPr>
+              <w:jc w:val="center"/>
+              <w:rPr>
+                <w:b/>
+                <w:bCs/>
+              </w:rPr>
+            </w:pPr>
+            <w:r>
+              <w:rPr>
+                <w:b/>
+                <w:bCs/>
+              </w:rPr>
+              <w:t>51</w:t>
+            </w:r>
+          </w:p>
+        </w:tc>
+        <w:tc>
+          <w:tcPr>
+            <w:tcW w:w="2111" w:type="dxa"/>
+          </w:tcPr>
+          <w:p>
+            <w:pPr>
+              <w:rPr>
+                <w:b/>
+                <w:bCs/>
+              </w:rPr>
+            </w:pPr>
+            <w:r>
+              <w:rPr>
+                <w:b/>
+                <w:bCs/>
+              </w:rPr>
+              <w:t>Der Held</w:t>
+            </w:r>
+          </w:p>
+        </w:tc>
+        <w:tc>
+          <w:tcPr>
+            <w:tcW w:w="1185" w:type="dxa"/>
+          </w:tcPr>
+          <w:p/>
+        </w:tc>
+        <w:tc>
+          <w:tcPr>
+            <w:tcW w:w="1195" w:type="dxa"/>
+          </w:tcPr>
+          <w:p/>
+        </w:tc>
+        <w:tc>
+          <w:tcPr>
+            <w:tcW w:w="1289" w:type="dxa"/>
+          </w:tcPr>
+          <w:p>
+            <w:r>
+              <w:t>The Hero</w:t>
+            </w:r>
+          </w:p>
+        </w:tc>
+        <w:tc>
+          <w:tcPr>
+            <w:tcW w:w="2888" w:type="dxa"/>
+          </w:tcPr>
+          <w:p>
+            <w:r>
+              <w:t>Heroj</w:t>
+            </w:r>
+          </w:p>
+        </w:tc>
+      </w:tr>
+      <w:tr>
+        <w:tc>
+          <w:tcPr>
+            <w:tcW w:w="682" w:type="dxa"/>
+          </w:tcPr>
+          <w:p>
+            <w:pPr>
+              <w:jc w:val="center"/>
+              <w:rPr>
+                <w:b/>
+                <w:bCs/>
+              </w:rPr>
+            </w:pPr>
+            <w:r>
+              <w:rPr>
+                <w:b/>
+                <w:bCs/>
+              </w:rPr>
+              <w:t>52</w:t>
+            </w:r>
+          </w:p>
+        </w:tc>
+        <w:tc>
+          <w:tcPr>
+            <w:tcW w:w="2111" w:type="dxa"/>
+          </w:tcPr>
+          <w:p>
+            <w:pPr>
+              <w:rPr>
+                <w:b/>
+                <w:bCs/>
+              </w:rPr>
+            </w:pPr>
+            <w:r>
+              <w:rPr>
+                <w:b/>
+                <w:bCs/>
+              </w:rPr>
+              <w:t>B</w:t>
+            </w:r>
+            <w:r>
+              <w:rPr>
+                <w:b/>
+                <w:bCs/>
+              </w:rPr>
+              <w:t>elohnen</w:t>
+            </w:r>
+          </w:p>
+        </w:tc>
+        <w:tc>
+          <w:tcPr>
+            <w:tcW w:w="1185" w:type="dxa"/>
+          </w:tcPr>
+          <w:p/>
+        </w:tc>
+        <w:tc>
+          <w:tcPr>
+            <w:tcW w:w="1195" w:type="dxa"/>
+          </w:tcPr>
+          <w:p/>
+        </w:tc>
+        <w:tc>
+          <w:tcPr>
+            <w:tcW w:w="1289" w:type="dxa"/>
+          </w:tcPr>
+          <w:p>
+            <w:r>
+              <w:t>Reward</w:t>
+            </w:r>
+          </w:p>
+        </w:tc>
+        <w:tc>
+          <w:tcPr>
+            <w:tcW w:w="2888" w:type="dxa"/>
+          </w:tcPr>
+          <w:p>
+            <w:r>
+              <w:t>Nagrada</w:t>
+            </w:r>
+          </w:p>
+        </w:tc>
+      </w:tr>
+      <w:tr>
+        <w:tc>
+          <w:tcPr>
+            <w:tcW w:w="682" w:type="dxa"/>
+          </w:tcPr>
+          <w:p>
+            <w:pPr>
+              <w:jc w:val="center"/>
+              <w:rPr>
+                <w:b/>
+                <w:bCs/>
+              </w:rPr>
+            </w:pPr>
+            <w:r>
+              <w:rPr>
+                <w:b/>
+                <w:bCs/>
+              </w:rPr>
+              <w:t>53</w:t>
+            </w:r>
+          </w:p>
+        </w:tc>
+        <w:tc>
+          <w:tcPr>
+            <w:tcW w:w="2111" w:type="dxa"/>
+          </w:tcPr>
+          <w:p>
+            <w:pPr>
+              <w:rPr>
+                <w:b/>
+                <w:bCs/>
+              </w:rPr>
+            </w:pPr>
+            <w:r>
+              <w:rPr>
+                <w:b/>
+                <w:bCs/>
+              </w:rPr>
+              <w:t>F</w:t>
+            </w:r>
+            <w:r>
+              <w:rPr>
+                <w:b/>
+                <w:bCs/>
+              </w:rPr>
+              <w:t>ügt</w:t>
+            </w:r>
+          </w:p>
+        </w:tc>
+        <w:tc>
+          <w:tcPr>
+            <w:tcW w:w="1185" w:type="dxa"/>
+          </w:tcPr>
+          <w:p/>
+        </w:tc>
+        <w:tc>
+          <w:tcPr>
+            <w:tcW w:w="1195" w:type="dxa"/>
+          </w:tcPr>
+          <w:p/>
+        </w:tc>
+        <w:tc>
+          <w:tcPr>
+            <w:tcW w:w="1289" w:type="dxa"/>
+          </w:tcPr>
+          <w:p>
+            <w:r>
+              <w:t>Adds</w:t>
+            </w:r>
+          </w:p>
+        </w:tc>
+        <w:tc>
+          <w:tcPr>
+            <w:tcW w:w="2888" w:type="dxa"/>
+          </w:tcPr>
+          <w:p>
+            <w:r>
+              <w:t>Dodaje</w:t>
+            </w:r>
+          </w:p>
+        </w:tc>
+      </w:tr>
+      <w:tr>
+        <w:tc>
+          <w:tcPr>
+            <w:tcW w:w="682" w:type="dxa"/>
+          </w:tcPr>
+          <w:p>
+            <w:pPr>
+              <w:jc w:val="center"/>
+              <w:rPr>
+                <w:b/>
+                <w:bCs/>
+              </w:rPr>
+            </w:pPr>
+            <w:r>
+              <w:rPr>
+                <w:b/>
+                <w:bCs/>
+              </w:rPr>
+              <w:t>54</w:t>
+            </w:r>
+          </w:p>
+        </w:tc>
+        <w:tc>
+          <w:tcPr>
+            <w:tcW w:w="2111" w:type="dxa"/>
+          </w:tcPr>
+          <w:p>
+            <w:pPr>
+              <w:rPr>
+                <w:b/>
+                <w:bCs/>
+              </w:rPr>
+            </w:pPr>
+            <w:r>
+              <w:rPr>
+                <w:b/>
+                <w:bCs/>
+              </w:rPr>
+              <w:t>U</w:t>
+            </w:r>
+            <w:r>
+              <w:rPr>
+                <w:b/>
+                <w:bCs/>
+              </w:rPr>
+              <w:t>mgeformt</w:t>
+            </w:r>
+          </w:p>
+        </w:tc>
+        <w:tc>
+          <w:tcPr>
+            <w:tcW w:w="1185" w:type="dxa"/>
+          </w:tcPr>
+          <w:p/>
+        </w:tc>
+        <w:tc>
+          <w:tcPr>
+            <w:tcW w:w="1195" w:type="dxa"/>
+          </w:tcPr>
+          <w:p/>
+        </w:tc>
+        <w:tc>
+          <w:tcPr>
+            <w:tcW w:w="1289" w:type="dxa"/>
+          </w:tcPr>
+          <w:p>
+            <w:r>
+              <w:t>Transformed</w:t>
+            </w:r>
+          </w:p>
+        </w:tc>
+        <w:tc>
+          <w:tcPr>
+            <w:tcW w:w="2888" w:type="dxa"/>
+          </w:tcPr>
+          <w:p>
+            <w:r>
+              <w:t>Transformisano</w:t>
+            </w:r>
+          </w:p>
+        </w:tc>
+      </w:tr>
+      <w:tr>
+        <w:tc>
+          <w:tcPr>
+            <w:tcW w:w="682" w:type="dxa"/>
+          </w:tcPr>
+          <w:p>
+            <w:pPr>
+              <w:jc w:val="center"/>
+              <w:rPr>
+                <w:b/>
+                <w:bCs/>
+              </w:rPr>
+            </w:pPr>
+            <w:r>
+              <w:rPr>
+                <w:b/>
+                <w:bCs/>
+              </w:rPr>
+              <w:t>55</w:t>
+            </w:r>
+          </w:p>
+        </w:tc>
+        <w:tc>
+          <w:tcPr>
+            <w:tcW w:w="2111" w:type="dxa"/>
+          </w:tcPr>
+          <w:p>
+            <w:pPr>
+              <w:rPr>
+                <w:b/>
+                <w:bCs/>
+              </w:rPr>
+            </w:pPr>
+            <w:r>
+              <w:rPr>
+                <w:b/>
+                <w:bCs/>
+              </w:rPr>
+              <w:t>B</w:t>
+            </w:r>
+            <w:r>
+              <w:rPr>
+                <w:b/>
+                <w:bCs/>
+              </w:rPr>
+              <w:t>loß</w:t>
+            </w:r>
+          </w:p>
+        </w:tc>
+        <w:tc>
+          <w:tcPr>
+            <w:tcW w:w="1185" w:type="dxa"/>
+          </w:tcPr>
+          <w:p/>
+        </w:tc>
+        <w:tc>
+          <w:tcPr>
+            <w:tcW w:w="1195" w:type="dxa"/>
+          </w:tcPr>
+          <w:p/>
+        </w:tc>
+        <w:tc>
+          <w:tcPr>
+            <w:tcW w:w="1289" w:type="dxa"/>
+          </w:tcPr>
+          <w:p>
+            <w:r>
+              <w:t>Merely</w:t>
+            </w:r>
+          </w:p>
+        </w:tc>
+        <w:tc>
+          <w:tcPr>
+            <w:tcW w:w="2888" w:type="dxa"/>
+          </w:tcPr>
+          <w:p>
+            <w:r>
+              <w:t>Gotovo, ogoljeno</w:t>
+            </w:r>
+          </w:p>
+        </w:tc>
+      </w:tr>
+      <w:tr>
+        <w:tc>
+          <w:tcPr>
+            <w:tcW w:w="682" w:type="dxa"/>
+          </w:tcPr>
+          <w:p>
+            <w:pPr>
+              <w:jc w:val="center"/>
+              <w:rPr>
+                <w:b/>
+                <w:bCs/>
+              </w:rPr>
+            </w:pPr>
+            <w:r>
+              <w:rPr>
+                <w:b/>
+                <w:bCs/>
+              </w:rPr>
+              <w:t>56</w:t>
+            </w:r>
+          </w:p>
+        </w:tc>
+        <w:tc>
+          <w:tcPr>
+            <w:tcW w:w="2111" w:type="dxa"/>
+          </w:tcPr>
+          <w:p>
+            <w:pPr>
+              <w:rPr>
+                <w:b/>
+                <w:bCs/>
+              </w:rPr>
+            </w:pPr>
+            <w:r>
+              <w:rPr>
+                <w:b/>
+                <w:bCs/>
+              </w:rPr>
+              <w:t>Ähnliches</w:t>
+            </w:r>
+          </w:p>
+        </w:tc>
+        <w:tc>
+          <w:tcPr>
+            <w:tcW w:w="1185" w:type="dxa"/>
+          </w:tcPr>
+          <w:p/>
+        </w:tc>
+        <w:tc>
+          <w:tcPr>
+            <w:tcW w:w="1195" w:type="dxa"/>
+          </w:tcPr>
+          <w:p/>
+        </w:tc>
+        <w:tc>
+          <w:tcPr>
+            <w:tcW w:w="1289" w:type="dxa"/>
+          </w:tcPr>
+          <w:p>
+            <w:r>
+              <w:t>Similar</w:t>
+            </w:r>
+          </w:p>
+        </w:tc>
+        <w:tc>
+          <w:tcPr>
+            <w:tcW w:w="2888" w:type="dxa"/>
+          </w:tcPr>
+          <w:p>
+            <w:r>
+              <w:t>Slicno</w:t>
+            </w:r>
+          </w:p>
+        </w:tc>
+      </w:tr>
+      <w:tr>
+        <w:tc>
+          <w:tcPr>
+            <w:tcW w:w="682" w:type="dxa"/>
+          </w:tcPr>
+          <w:p>
+            <w:pPr>
+              <w:jc w:val="center"/>
+              <w:rPr>
+                <w:b/>
+                <w:bCs/>
+              </w:rPr>
+            </w:pPr>
+            <w:r>
+              <w:rPr>
+                <w:b/>
+                <w:bCs/>
+              </w:rPr>
+              <w:t>57</w:t>
+            </w:r>
+          </w:p>
+        </w:tc>
+        <w:tc>
+          <w:tcPr>
+            <w:tcW w:w="2111" w:type="dxa"/>
+          </w:tcPr>
+          <w:p>
+            <w:pPr>
+              <w:rPr>
+                <w:b/>
+                <w:bCs/>
+              </w:rPr>
+            </w:pPr>
+            <w:r>
+              <w:rPr>
+                <w:b/>
+                <w:bCs/>
+              </w:rPr>
+              <w:t>Erzählenden</w:t>
+            </w:r>
+          </w:p>
+        </w:tc>
+        <w:tc>
+          <w:tcPr>
+            <w:tcW w:w="1185" w:type="dxa"/>
+          </w:tcPr>
+          <w:p/>
+        </w:tc>
+        <w:tc>
+          <w:tcPr>
+            <w:tcW w:w="1195" w:type="dxa"/>
+          </w:tcPr>
+          <w:p/>
+        </w:tc>
+        <w:tc>
+          <w:tcPr>
+            <w:tcW w:w="1289" w:type="dxa"/>
+          </w:tcPr>
+          <w:p>
+            <w:r>
+              <w:t>Narrator</w:t>
+            </w:r>
+            <w:r>
+              <w:t>s</w:t>
+            </w:r>
+          </w:p>
+        </w:tc>
+        <w:tc>
+          <w:tcPr>
+            <w:tcW w:w="2888" w:type="dxa"/>
+          </w:tcPr>
+          <w:p>
+            <w:r>
+              <w:t>Naratori</w:t>
+            </w:r>
+          </w:p>
+        </w:tc>
+      </w:tr>
+      <w:tr>
+        <w:tc>
+          <w:tcPr>
+            <w:tcW w:w="682" w:type="dxa"/>
+          </w:tcPr>
+          <w:p>
+            <w:pPr>
+              <w:jc w:val="center"/>
+              <w:rPr>
+                <w:b/>
+                <w:bCs/>
+              </w:rPr>
+            </w:pPr>
+            <w:r>
+              <w:rPr>
+                <w:b/>
+                <w:bCs/>
+              </w:rPr>
+              <w:t>58</w:t>
+            </w:r>
+          </w:p>
+        </w:tc>
+        <w:tc>
+          <w:tcPr>
+            <w:tcW w:w="2111" w:type="dxa"/>
+          </w:tcPr>
+          <w:p>
+            <w:pPr>
+              <w:rPr>
+                <w:b/>
+                <w:bCs/>
+              </w:rPr>
+            </w:pPr>
+            <w:r>
+              <w:rPr>
+                <w:b/>
+                <w:bCs/>
+              </w:rPr>
+              <w:t>Märchen</w:t>
+            </w:r>
+          </w:p>
+        </w:tc>
+        <w:tc>
+          <w:tcPr>
+            <w:tcW w:w="1185" w:type="dxa"/>
+          </w:tcPr>
+          <w:p/>
+        </w:tc>
+        <w:tc>
+          <w:tcPr>
+            <w:tcW w:w="1195" w:type="dxa"/>
+          </w:tcPr>
+          <w:p/>
+        </w:tc>
+        <w:tc>
+          <w:tcPr>
+            <w:tcW w:w="1289" w:type="dxa"/>
+          </w:tcPr>
+          <w:p>
+            <w:r>
+              <w:t>Fairy tale</w:t>
+            </w:r>
+          </w:p>
+        </w:tc>
+        <w:tc>
+          <w:tcPr>
+            <w:tcW w:w="2888" w:type="dxa"/>
+          </w:tcPr>
+          <w:p>
+            <w:r>
+              <w:t>Bajke</w:t>
+            </w:r>
+          </w:p>
+        </w:tc>
+      </w:tr>
+      <w:tr>
+        <w:tc>
+          <w:tcPr>
+            <w:tcW w:w="682" w:type="dxa"/>
+          </w:tcPr>
+          <w:p>
+            <w:pPr>
+              <w:jc w:val="center"/>
+              <w:rPr>
+                <w:b/>
+                <w:bCs/>
+              </w:rPr>
+            </w:pPr>
+            <w:r>
+              <w:rPr>
+                <w:b/>
+                <w:bCs/>
+              </w:rPr>
+              <w:t>59</w:t>
+            </w:r>
+          </w:p>
+        </w:tc>
+        <w:tc>
+          <w:tcPr>
+            <w:tcW w:w="2111" w:type="dxa"/>
+          </w:tcPr>
+          <w:p>
+            <w:pPr>
+              <w:rPr>
+                <w:b/>
+                <w:bCs/>
+              </w:rPr>
+            </w:pPr>
+            <w:r>
+              <w:rPr>
+                <w:b/>
+                <w:bCs/>
+              </w:rPr>
+              <w:t>G</w:t>
+            </w:r>
+            <w:r>
+              <w:rPr>
+                <w:b/>
+                <w:bCs/>
+              </w:rPr>
+              <w:t>estalten</w:t>
+            </w:r>
+          </w:p>
+        </w:tc>
+        <w:tc>
+          <w:tcPr>
+            <w:tcW w:w="1185" w:type="dxa"/>
+          </w:tcPr>
+          <w:p/>
+        </w:tc>
+        <w:tc>
+          <w:tcPr>
+            <w:tcW w:w="1195" w:type="dxa"/>
+          </w:tcPr>
+          <w:p/>
+        </w:tc>
+        <w:tc>
+          <w:tcPr>
+            <w:tcW w:w="1289" w:type="dxa"/>
+          </w:tcPr>
+          <w:p>
+            <w:r>
+              <w:t>Design</w:t>
+            </w:r>
+          </w:p>
+        </w:tc>
+        <w:tc>
+          <w:tcPr>
+            <w:tcW w:w="2888" w:type="dxa"/>
+          </w:tcPr>
+          <w:p>
+            <w:r>
+              <w:t>Dizajn</w:t>
+            </w:r>
+          </w:p>
+        </w:tc>
+      </w:tr>
+      <w:tr>
+        <w:tc>
+          <w:tcPr>
+            <w:tcW w:w="682" w:type="dxa"/>
+          </w:tcPr>
+          <w:p>
+            <w:pPr>
+              <w:jc w:val="center"/>
+              <w:rPr>
+                <w:b/>
+                <w:bCs/>
+              </w:rPr>
+            </w:pPr>
+            <w:r>
+              <w:rPr>
+                <w:b/>
+                <w:bCs/>
+              </w:rPr>
+              <w:t>60</w:t>
+            </w:r>
+          </w:p>
+        </w:tc>
+        <w:tc>
+          <w:tcPr>
+            <w:tcW w:w="2111" w:type="dxa"/>
+          </w:tcPr>
+          <w:p>
+            <w:pPr>
+              <w:rPr>
+                <w:b/>
+                <w:bCs/>
+              </w:rPr>
+            </w:pPr>
+            <w:r>
+              <w:rPr>
+                <w:b/>
+                <w:bCs/>
+              </w:rPr>
+              <w:t>G</w:t>
+            </w:r>
+            <w:r>
+              <w:rPr>
+                <w:b/>
+                <w:bCs/>
+              </w:rPr>
+              <w:t>etan</w:t>
+            </w:r>
+          </w:p>
+        </w:tc>
+        <w:tc>
+          <w:tcPr>
+            <w:tcW w:w="1185" w:type="dxa"/>
+          </w:tcPr>
+          <w:p/>
+        </w:tc>
+        <w:tc>
+          <w:tcPr>
+            <w:tcW w:w="1195" w:type="dxa"/>
+          </w:tcPr>
+          <w:p/>
+        </w:tc>
+        <w:tc>
+          <w:tcPr>
+            <w:tcW w:w="1289" w:type="dxa"/>
+          </w:tcPr>
+          <w:p>
+            <w:r>
+              <w:t>Done</w:t>
+            </w:r>
+          </w:p>
+        </w:tc>
+        <w:tc>
+          <w:tcPr>
+            <w:tcW w:w="2888" w:type="dxa"/>
+          </w:tcPr>
+          <w:p>
+            <w:r>
+              <w:t>Gotovo</w:t>
+            </w:r>
+          </w:p>
+        </w:tc>
+      </w:tr>
+      <w:tr>
+        <w:tc>
+          <w:tcPr>
+            <w:tcW w:w="682" w:type="dxa"/>
+          </w:tcPr>
+          <w:p>
+            <w:pPr>
+              <w:jc w:val="center"/>
+              <w:rPr>
+                <w:b/>
+                <w:bCs/>
+              </w:rPr>
+            </w:pPr>
+            <w:r>
+              <w:rPr>
+                <w:b/>
+                <w:bCs/>
+              </w:rPr>
+              <w:t>61</w:t>
+            </w:r>
+          </w:p>
+        </w:tc>
+        <w:tc>
+          <w:tcPr>
+            <w:tcW w:w="2111" w:type="dxa"/>
+          </w:tcPr>
+          <w:p>
+            <w:pPr>
+              <w:rPr>
+                <w:b/>
+                <w:bCs/>
+              </w:rPr>
+            </w:pPr>
+            <w:r>
+              <w:rPr>
+                <w:b/>
+                <w:bCs/>
+              </w:rPr>
+              <w:t>Im Gegensatz</w:t>
+            </w:r>
+          </w:p>
+        </w:tc>
+        <w:tc>
+          <w:tcPr>
+            <w:tcW w:w="1185" w:type="dxa"/>
+          </w:tcPr>
+          <w:p/>
+        </w:tc>
+        <w:tc>
+          <w:tcPr>
+            <w:tcW w:w="1195" w:type="dxa"/>
+          </w:tcPr>
+          <w:p/>
+        </w:tc>
+        <w:tc>
+          <w:tcPr>
+            <w:tcW w:w="1289" w:type="dxa"/>
+          </w:tcPr>
+          <w:p>
+            <w:r>
+              <w:t>In contrast</w:t>
+            </w:r>
+          </w:p>
+        </w:tc>
+        <w:tc>
+          <w:tcPr>
+            <w:tcW w:w="2888" w:type="dxa"/>
+          </w:tcPr>
+          <w:p>
+            <w:r>
+              <w:t>Nasuprot tome, kontrast</w:t>
+            </w:r>
+          </w:p>
+        </w:tc>
+      </w:tr>
+      <w:tr>
+        <w:tc>
+          <w:tcPr>
+            <w:tcW w:w="682" w:type="dxa"/>
+          </w:tcPr>
+          <w:p>
+            <w:pPr>
+              <w:jc w:val="center"/>
+              <w:rPr>
+                <w:b/>
+                <w:bCs/>
+              </w:rPr>
+            </w:pPr>
+            <w:r>
+              <w:rPr>
+                <w:b/>
+                <w:bCs/>
+              </w:rPr>
+              <w:t>62</w:t>
+            </w:r>
+          </w:p>
+        </w:tc>
+        <w:tc>
+          <w:tcPr>
+            <w:tcW w:w="2111" w:type="dxa"/>
+          </w:tcPr>
+          <w:p>
+            <w:pPr>
+              <w:rPr>
+                <w:b/>
+                <w:bCs/>
+              </w:rPr>
+            </w:pPr>
+            <w:r>
+              <w:rPr>
+                <w:b/>
+                <w:bCs/>
+              </w:rPr>
+              <w:t>Erzählungen</w:t>
+            </w:r>
+          </w:p>
+        </w:tc>
+        <w:tc>
+          <w:tcPr>
+            <w:tcW w:w="1185" w:type="dxa"/>
+          </w:tcPr>
+          <w:p/>
+        </w:tc>
+        <w:tc>
+          <w:tcPr>
+            <w:tcW w:w="1195" w:type="dxa"/>
+          </w:tcPr>
+          <w:p/>
+        </w:tc>
+        <w:tc>
+          <w:tcPr>
+            <w:tcW w:w="1289" w:type="dxa"/>
+          </w:tcPr>
+          <w:p>
+            <w:r>
+              <w:t>Narratives</w:t>
+            </w:r>
+          </w:p>
+        </w:tc>
+        <w:tc>
+          <w:tcPr>
+            <w:tcW w:w="2888" w:type="dxa"/>
+          </w:tcPr>
+          <w:p>
+            <w:r>
+              <w:t>Price</w:t>
+            </w:r>
+          </w:p>
+        </w:tc>
+      </w:tr>
+      <w:tr>
+        <w:tc>
+          <w:tcPr>
+            <w:tcW w:w="682" w:type="dxa"/>
+          </w:tcPr>
+          <w:p>
+            <w:pPr>
+              <w:jc w:val="center"/>
+              <w:rPr>
+                <w:b/>
+                <w:bCs/>
+              </w:rPr>
+            </w:pPr>
+            <w:r>
+              <w:rPr>
+                <w:b/>
+                <w:bCs/>
+              </w:rPr>
+              <w:t>63</w:t>
+            </w:r>
+          </w:p>
+        </w:tc>
+        <w:tc>
+          <w:tcPr>
+            <w:tcW w:w="2111" w:type="dxa"/>
+          </w:tcPr>
+          <w:p>
+            <w:pPr>
+              <w:rPr>
+                <w:b/>
+                <w:bCs/>
+              </w:rPr>
+            </w:pPr>
+            <w:r>
+              <w:rPr>
+                <w:b/>
+                <w:bCs/>
+              </w:rPr>
+              <w:t>Widerstand</w:t>
+            </w:r>
+          </w:p>
+        </w:tc>
+        <w:tc>
+          <w:tcPr>
+            <w:tcW w:w="1185" w:type="dxa"/>
+          </w:tcPr>
+          <w:p/>
+        </w:tc>
+        <w:tc>
+          <w:tcPr>
+            <w:tcW w:w="1195" w:type="dxa"/>
+          </w:tcPr>
+          <w:p/>
+        </w:tc>
+        <w:tc>
+          <w:tcPr>
+            <w:tcW w:w="1289" w:type="dxa"/>
+          </w:tcPr>
+          <w:p>
+            <w:r>
+              <w:t>Resistance</w:t>
+            </w:r>
+          </w:p>
+        </w:tc>
+        <w:tc>
+          <w:tcPr>
+            <w:tcW w:w="2888" w:type="dxa"/>
+          </w:tcPr>
+          <w:p>
+            <w:r>
+              <w:t>Otpor</w:t>
+            </w:r>
+          </w:p>
+        </w:tc>
+      </w:tr>
+      <w:tr>
+        <w:tc>
+          <w:tcPr>
+            <w:tcW w:w="682" w:type="dxa"/>
+          </w:tcPr>
+          <w:p>
+            <w:pPr>
+              <w:jc w:val="center"/>
+              <w:rPr>
+                <w:b/>
+                <w:bCs/>
+              </w:rPr>
+            </w:pPr>
+            <w:r>
+              <w:rPr>
+                <w:b/>
+                <w:bCs/>
+              </w:rPr>
+              <w:t>64</w:t>
+            </w:r>
+          </w:p>
+        </w:tc>
+        <w:tc>
+          <w:tcPr>
+            <w:tcW w:w="2111" w:type="dxa"/>
+          </w:tcPr>
+          <w:p>
+            <w:pPr>
+              <w:rPr>
+                <w:b/>
+                <w:bCs/>
+              </w:rPr>
+            </w:pPr>
+            <w:r>
+              <w:rPr>
+                <w:b/>
+                <w:bCs/>
+              </w:rPr>
+              <w:t>Gesellschaft</w:t>
+            </w:r>
+          </w:p>
+        </w:tc>
+        <w:tc>
+          <w:tcPr>
+            <w:tcW w:w="1185" w:type="dxa"/>
+          </w:tcPr>
+          <w:p/>
+        </w:tc>
+        <w:tc>
+          <w:tcPr>
+            <w:tcW w:w="1195" w:type="dxa"/>
+          </w:tcPr>
+          <w:p/>
+        </w:tc>
+        <w:tc>
+          <w:tcPr>
+            <w:tcW w:w="1289" w:type="dxa"/>
+          </w:tcPr>
+          <w:p>
+            <w:r>
+              <w:t>Society</w:t>
+            </w:r>
+          </w:p>
+        </w:tc>
+        <w:tc>
+          <w:tcPr>
+            <w:tcW w:w="2888" w:type="dxa"/>
+          </w:tcPr>
+          <w:p>
+            <w:r>
+              <w:t>Drustvo</w:t>
+            </w:r>
+          </w:p>
+        </w:tc>
+      </w:tr>
+      <w:tr>
+        <w:tc>
+          <w:tcPr>
+            <w:tcW w:w="682" w:type="dxa"/>
+          </w:tcPr>
+          <w:p>
+            <w:pPr>
+              <w:jc w:val="center"/>
+              <w:rPr>
+                <w:b/>
+                <w:bCs/>
+              </w:rPr>
+            </w:pPr>
+            <w:r>
+              <w:rPr>
+                <w:b/>
+                <w:bCs/>
               </w:rPr>
               <w:lastRenderedPageBreak/>
-              <w:t>Tatsächlich</w:t>
-            </w:r>
-          </w:p>
-        </w:tc>
-        <w:tc>
-          <w:tcPr>
-            <w:tcW w:w="4675" w:type="dxa"/>
-          </w:tcPr>
-          <w:p>
-            <w:r>
-              <w:t>zaista</w:t>
-            </w:r>
-          </w:p>
-        </w:tc>
-      </w:tr>
-      <w:tr>
-        <w:tc>
-          <w:tcPr>
-            <w:tcW w:w="4675" w:type="dxa"/>
-          </w:tcPr>
-          <w:p>
-            <w:pPr>
-              <w:rPr>
-                <w:b/>
-                <w:bCs/>
-                <w:lang w:val="de-DE"/>
-              </w:rPr>
-            </w:pPr>
-            <w:r>
-              <w:rPr>
-                <w:b/>
-                <w:bCs/>
-                <w:lang w:val="de-DE"/>
-              </w:rPr>
-              <w:t>Verbrauchen</w:t>
-            </w:r>
-          </w:p>
-        </w:tc>
-        <w:tc>
-          <w:tcPr>
-            <w:tcW w:w="4675" w:type="dxa"/>
-          </w:tcPr>
-          <w:p>
-            <w:r>
-              <w:t>trositi</w:t>
-            </w:r>
-          </w:p>
-        </w:tc>
-      </w:tr>
-      <w:tr>
-        <w:tc>
-          <w:tcPr>
-            <w:tcW w:w="4675" w:type="dxa"/>
-          </w:tcPr>
-          <w:p>
-            <w:pPr>
-              <w:rPr>
-                <w:b/>
-                <w:bCs/>
-                <w:lang w:val="de-DE"/>
-              </w:rPr>
-            </w:pPr>
-            <w:r>
-              <w:rPr>
-                <w:b/>
-                <w:bCs/>
-                <w:lang w:val="de-DE"/>
-              </w:rPr>
-              <w:t>Bringen</w:t>
-            </w:r>
-          </w:p>
-        </w:tc>
-        <w:tc>
-          <w:tcPr>
-            <w:tcW w:w="4675" w:type="dxa"/>
-          </w:tcPr>
-          <w:p>
-            <w:r>
-              <w:t>Doneti</w:t>
-            </w:r>
-          </w:p>
-        </w:tc>
-      </w:tr>
-      <w:tr>
-        <w:tc>
-          <w:tcPr>
-            <w:tcW w:w="4675" w:type="dxa"/>
-          </w:tcPr>
-          <w:p>
-            <w:pPr>
-              <w:rPr>
-                <w:b/>
-                <w:bCs/>
-                <w:lang w:val="de-DE"/>
-              </w:rPr>
-            </w:pPr>
-            <w:r>
-              <w:rPr>
-                <w:b/>
-                <w:bCs/>
-              </w:rPr>
-              <w:t>Durchgekommen</w:t>
-            </w:r>
-          </w:p>
-        </w:tc>
-        <w:tc>
-          <w:tcPr>
-            <w:tcW w:w="4675" w:type="dxa"/>
-          </w:tcPr>
-          <w:p>
-            <w:r>
-              <w:t>Proci,izvuci,provuci</w:t>
-            </w:r>
-          </w:p>
-        </w:tc>
-      </w:tr>
-      <w:tr>
-        <w:tc>
-          <w:tcPr>
-            <w:tcW w:w="4675" w:type="dxa"/>
-          </w:tcPr>
-          <w:p>
-            <w:pPr>
-              <w:rPr>
-                <w:b/>
-                <w:bCs/>
-              </w:rPr>
-            </w:pPr>
-            <w:r>
-              <w:rPr>
-                <w:b/>
-                <w:bCs/>
-              </w:rPr>
-              <w:t>Damals</w:t>
-            </w:r>
-          </w:p>
-        </w:tc>
-        <w:tc>
-          <w:tcPr>
-            <w:tcW w:w="4675" w:type="dxa"/>
-          </w:tcPr>
-          <w:p>
-            <w:r>
-              <w:t>Tada, onda</w:t>
-            </w:r>
-          </w:p>
-        </w:tc>
-      </w:tr>
-      <w:tr>
-        <w:tc>
-          <w:tcPr>
-            <w:tcW w:w="4675" w:type="dxa"/>
-          </w:tcPr>
-          <w:p>
-            <w:pPr>
-              <w:rPr>
-                <w:b/>
-                <w:bCs/>
-              </w:rPr>
-            </w:pPr>
-            <w:r>
-              <w:rPr>
-                <w:b/>
-                <w:bCs/>
-              </w:rPr>
-              <w:t>Reichen</w:t>
-            </w:r>
-          </w:p>
-        </w:tc>
-        <w:tc>
-          <w:tcPr>
-            <w:tcW w:w="4675" w:type="dxa"/>
-          </w:tcPr>
-          <w:p>
-            <w:r>
-              <w:t>Biti dovoljno,biti dosta</w:t>
-            </w:r>
-          </w:p>
-        </w:tc>
-      </w:tr>
-      <w:tr>
-        <w:tc>
-          <w:tcPr>
-            <w:tcW w:w="4675" w:type="dxa"/>
-          </w:tcPr>
-          <w:p>
-            <w:pPr>
-              <w:rPr>
-                <w:b/>
-                <w:bCs/>
-              </w:rPr>
-            </w:pPr>
-            <w:r>
-              <w:rPr>
-                <w:b/>
-                <w:bCs/>
-              </w:rPr>
-              <w:t>S</w:t>
-            </w:r>
-            <w:r>
-              <w:rPr>
-                <w:b/>
-                <w:bCs/>
-              </w:rPr>
-              <w:t>chätze</w:t>
-            </w:r>
-          </w:p>
-        </w:tc>
-        <w:tc>
-          <w:tcPr>
-            <w:tcW w:w="4675" w:type="dxa"/>
-          </w:tcPr>
-          <w:p>
-            <w:r>
-              <w:t>Ceniti, procenjivati</w:t>
-            </w:r>
-          </w:p>
-        </w:tc>
-      </w:tr>
-      <w:tr>
-        <w:tc>
-          <w:tcPr>
-            <w:tcW w:w="4675" w:type="dxa"/>
-          </w:tcPr>
-          <w:p>
-            <w:pPr>
-              <w:rPr>
-                <w:b/>
-                <w:bCs/>
-              </w:rPr>
-            </w:pPr>
-            <w:r>
-              <w:rPr>
-                <w:b/>
-                <w:bCs/>
-              </w:rPr>
-              <w:t>Wohl</w:t>
-            </w:r>
-          </w:p>
-        </w:tc>
-        <w:tc>
-          <w:tcPr>
-            <w:tcW w:w="4675" w:type="dxa"/>
-          </w:tcPr>
-          <w:p>
-            <w:r>
-              <w:t>Dobro,prijatno</w:t>
-            </w:r>
-          </w:p>
-        </w:tc>
-      </w:tr>
-      <w:tr>
-        <w:tc>
-          <w:tcPr>
-            <w:tcW w:w="4675" w:type="dxa"/>
-          </w:tcPr>
-          <w:p>
-            <w:pPr>
-              <w:rPr>
-                <w:b/>
-                <w:bCs/>
-              </w:rPr>
-            </w:pPr>
-          </w:p>
-        </w:tc>
-        <w:tc>
-          <w:tcPr>
-            <w:tcW w:w="4675" w:type="dxa"/>
+              <w:t>65</w:t>
+            </w:r>
+          </w:p>
+        </w:tc>
+        <w:tc>
+          <w:tcPr>
+            <w:tcW w:w="2111" w:type="dxa"/>
+          </w:tcPr>
+          <w:p>
+            <w:pPr>
+              <w:rPr>
+                <w:b/>
+                <w:bCs/>
+              </w:rPr>
+            </w:pPr>
+            <w:r>
+              <w:rPr>
+                <w:b/>
+                <w:bCs/>
+              </w:rPr>
+              <w:t>M</w:t>
+            </w:r>
+            <w:r>
+              <w:rPr>
+                <w:b/>
+                <w:bCs/>
+              </w:rPr>
+              <w:t>öglicherweise</w:t>
+            </w:r>
+          </w:p>
+        </w:tc>
+        <w:tc>
+          <w:tcPr>
+            <w:tcW w:w="1185" w:type="dxa"/>
+          </w:tcPr>
+          <w:p/>
+        </w:tc>
+        <w:tc>
+          <w:tcPr>
+            <w:tcW w:w="1195" w:type="dxa"/>
+          </w:tcPr>
+          <w:p/>
+        </w:tc>
+        <w:tc>
+          <w:tcPr>
+            <w:tcW w:w="1289" w:type="dxa"/>
+          </w:tcPr>
+          <w:p>
+            <w:r>
+              <w:t>Possibly</w:t>
+            </w:r>
+          </w:p>
+        </w:tc>
+        <w:tc>
+          <w:tcPr>
+            <w:tcW w:w="2888" w:type="dxa"/>
+          </w:tcPr>
+          <w:p>
+            <w:r>
+              <w:t>Moguce</w:t>
+            </w:r>
+          </w:p>
+        </w:tc>
+      </w:tr>
+      <w:tr>
+        <w:tc>
+          <w:tcPr>
+            <w:tcW w:w="682" w:type="dxa"/>
+          </w:tcPr>
+          <w:p>
+            <w:pPr>
+              <w:jc w:val="center"/>
+              <w:rPr>
+                <w:b/>
+                <w:bCs/>
+              </w:rPr>
+            </w:pPr>
+          </w:p>
+        </w:tc>
+        <w:tc>
+          <w:tcPr>
+            <w:tcW w:w="2111" w:type="dxa"/>
+          </w:tcPr>
+          <w:p>
+            <w:pPr>
+              <w:rPr>
+                <w:b/>
+                <w:bCs/>
+              </w:rPr>
+            </w:pPr>
+          </w:p>
+        </w:tc>
+        <w:tc>
+          <w:tcPr>
+            <w:tcW w:w="1185" w:type="dxa"/>
+          </w:tcPr>
+          <w:p/>
+        </w:tc>
+        <w:tc>
+          <w:tcPr>
+            <w:tcW w:w="1195" w:type="dxa"/>
+          </w:tcPr>
+          <w:p/>
+        </w:tc>
+        <w:tc>
+          <w:tcPr>
+            <w:tcW w:w="1289" w:type="dxa"/>
+          </w:tcPr>
+          <w:p/>
+        </w:tc>
+        <w:tc>
+          <w:tcPr>
+            <w:tcW w:w="2888" w:type="dxa"/>
+          </w:tcPr>
+          <w:p/>
+        </w:tc>
+      </w:tr>
+      <w:tr>
+        <w:tc>
+          <w:tcPr>
+            <w:tcW w:w="682" w:type="dxa"/>
+          </w:tcPr>
+          <w:p>
+            <w:pPr>
+              <w:jc w:val="center"/>
+              <w:rPr>
+                <w:b/>
+                <w:bCs/>
+              </w:rPr>
+            </w:pPr>
+          </w:p>
+        </w:tc>
+        <w:tc>
+          <w:tcPr>
+            <w:tcW w:w="2111" w:type="dxa"/>
+          </w:tcPr>
+          <w:p>
+            <w:pPr>
+              <w:rPr>
+                <w:b/>
+                <w:bCs/>
+              </w:rPr>
+            </w:pPr>
+          </w:p>
+        </w:tc>
+        <w:tc>
+          <w:tcPr>
+            <w:tcW w:w="1185" w:type="dxa"/>
+          </w:tcPr>
+          <w:p/>
+        </w:tc>
+        <w:tc>
+          <w:tcPr>
+            <w:tcW w:w="1195" w:type="dxa"/>
+          </w:tcPr>
+          <w:p/>
+        </w:tc>
+        <w:tc>
+          <w:tcPr>
+            <w:tcW w:w="1289" w:type="dxa"/>
+          </w:tcPr>
+          <w:p/>
+        </w:tc>
+        <w:tc>
+          <w:tcPr>
+            <w:tcW w:w="2888" w:type="dxa"/>
+          </w:tcPr>
+          <w:p/>
+        </w:tc>
+      </w:tr>
+      <w:tr>
+        <w:tc>
+          <w:tcPr>
+            <w:tcW w:w="682" w:type="dxa"/>
+          </w:tcPr>
+          <w:p>
+            <w:pPr>
+              <w:jc w:val="center"/>
+              <w:rPr>
+                <w:b/>
+                <w:bCs/>
+              </w:rPr>
+            </w:pPr>
+          </w:p>
+        </w:tc>
+        <w:tc>
+          <w:tcPr>
+            <w:tcW w:w="2111" w:type="dxa"/>
+          </w:tcPr>
+          <w:p>
+            <w:pPr>
+              <w:rPr>
+                <w:b/>
+                <w:bCs/>
+              </w:rPr>
+            </w:pPr>
+          </w:p>
+        </w:tc>
+        <w:tc>
+          <w:tcPr>
+            <w:tcW w:w="1185" w:type="dxa"/>
+          </w:tcPr>
+          <w:p/>
+        </w:tc>
+        <w:tc>
+          <w:tcPr>
+            <w:tcW w:w="1195" w:type="dxa"/>
+          </w:tcPr>
+          <w:p/>
+        </w:tc>
+        <w:tc>
+          <w:tcPr>
+            <w:tcW w:w="1289" w:type="dxa"/>
+          </w:tcPr>
+          <w:p/>
+        </w:tc>
+        <w:tc>
+          <w:tcPr>
+            <w:tcW w:w="2888" w:type="dxa"/>
+          </w:tcPr>
+          <w:p/>
+        </w:tc>
+      </w:tr>
+      <w:tr>
+        <w:tc>
+          <w:tcPr>
+            <w:tcW w:w="682" w:type="dxa"/>
+          </w:tcPr>
+          <w:p>
+            <w:pPr>
+              <w:jc w:val="center"/>
+              <w:rPr>
+                <w:b/>
+                <w:bCs/>
+              </w:rPr>
+            </w:pPr>
+          </w:p>
+        </w:tc>
+        <w:tc>
+          <w:tcPr>
+            <w:tcW w:w="2111" w:type="dxa"/>
+          </w:tcPr>
+          <w:p>
+            <w:pPr>
+              <w:rPr>
+                <w:b/>
+                <w:bCs/>
+              </w:rPr>
+            </w:pPr>
+          </w:p>
+        </w:tc>
+        <w:tc>
+          <w:tcPr>
+            <w:tcW w:w="1185" w:type="dxa"/>
+          </w:tcPr>
+          <w:p/>
+        </w:tc>
+        <w:tc>
+          <w:tcPr>
+            <w:tcW w:w="1195" w:type="dxa"/>
+          </w:tcPr>
+          <w:p/>
+        </w:tc>
+        <w:tc>
+          <w:tcPr>
+            <w:tcW w:w="1289" w:type="dxa"/>
+          </w:tcPr>
+          <w:p/>
+        </w:tc>
+        <w:tc>
+          <w:tcPr>
+            <w:tcW w:w="2888" w:type="dxa"/>
+          </w:tcPr>
+          <w:p/>
+        </w:tc>
+      </w:tr>
+      <w:tr>
+        <w:tc>
+          <w:tcPr>
+            <w:tcW w:w="682" w:type="dxa"/>
+          </w:tcPr>
+          <w:p>
+            <w:pPr>
+              <w:jc w:val="center"/>
+              <w:rPr>
+                <w:b/>
+                <w:bCs/>
+              </w:rPr>
+            </w:pPr>
+          </w:p>
+        </w:tc>
+        <w:tc>
+          <w:tcPr>
+            <w:tcW w:w="2111" w:type="dxa"/>
+          </w:tcPr>
+          <w:p>
+            <w:pPr>
+              <w:rPr>
+                <w:b/>
+                <w:bCs/>
+              </w:rPr>
+            </w:pPr>
+          </w:p>
+        </w:tc>
+        <w:tc>
+          <w:tcPr>
+            <w:tcW w:w="1185" w:type="dxa"/>
+          </w:tcPr>
+          <w:p/>
+        </w:tc>
+        <w:tc>
+          <w:tcPr>
+            <w:tcW w:w="1195" w:type="dxa"/>
+          </w:tcPr>
+          <w:p/>
+        </w:tc>
+        <w:tc>
+          <w:tcPr>
+            <w:tcW w:w="1289" w:type="dxa"/>
+          </w:tcPr>
+          <w:p/>
+        </w:tc>
+        <w:tc>
+          <w:tcPr>
+            <w:tcW w:w="2888" w:type="dxa"/>
           </w:tcPr>
           <w:p/>
         </w:tc>
@@ -2110,6 +5879,40 @@
       </w:tblBorders>
     </w:tblPr>
   </w:style>
+  <w:style w:type="paragraph" w:styleId="Title">
+    <w:name w:val="Title"/>
+    <w:basedOn w:val="Normal"/>
+    <w:next w:val="Normal"/>
+    <w:link w:val="TitleChar"/>
+    <w:uiPriority w:val="10"/>
+    <w:qFormat/>
+    <w:rsid w:val="007505D7"/>
+    <w:pPr>
+      <w:spacing w:after="0" w:line="240" w:lineRule="auto"/>
+      <w:contextualSpacing/>
+    </w:pPr>
+    <w:rPr>
+      <w:rFonts w:asciiTheme="majorHAnsi" w:eastAsiaTheme="majorEastAsia" w:hAnsiTheme="majorHAnsi" w:cstheme="majorBidi"/>
+      <w:spacing w:val="-10"/>
+      <w:kern w:val="28"/>
+      <w:sz w:val="56"/>
+      <w:szCs w:val="56"/>
+    </w:rPr>
+  </w:style>
+  <w:style w:type="character" w:customStyle="1" w:styleId="TitleChar">
+    <w:name w:val="Title Char"/>
+    <w:basedOn w:val="DefaultParagraphFont"/>
+    <w:link w:val="Title"/>
+    <w:uiPriority w:val="10"/>
+    <w:rsid w:val="007505D7"/>
+    <w:rPr>
+      <w:rFonts w:asciiTheme="majorHAnsi" w:eastAsiaTheme="majorEastAsia" w:hAnsiTheme="majorHAnsi" w:cstheme="majorBidi"/>
+      <w:spacing w:val="-10"/>
+      <w:kern w:val="28"/>
+      <w:sz w:val="56"/>
+      <w:szCs w:val="56"/>
+    </w:rPr>
+  </w:style>
 </w:styles>
 </file>
 

--- a/Wortschatz_DE_SRB.docx
+++ b/Wortschatz_DE_SRB.docx
@@ -59,12 +59,12 @@
         <w:tblLook w:val="04A0" w:firstRow="1" w:lastRow="0" w:firstColumn="1" w:lastColumn="0" w:noHBand="0" w:noVBand="1"/>
       </w:tblPr>
       <w:tblGrid>
-        <w:gridCol w:w="606"/>
-        <w:gridCol w:w="2035"/>
-        <w:gridCol w:w="1125"/>
-        <w:gridCol w:w="1125"/>
-        <w:gridCol w:w="1645"/>
-        <w:gridCol w:w="2814"/>
+        <w:gridCol w:w="682"/>
+        <w:gridCol w:w="2111"/>
+        <w:gridCol w:w="1185"/>
+        <w:gridCol w:w="1195"/>
+        <w:gridCol w:w="1668"/>
+        <w:gridCol w:w="2888"/>
       </w:tblGrid>
       <w:tr>
         <w:tc>
@@ -2642,457 +2642,457 @@
                 <w:bCs/>
                 <w:lang w:val="de-DE"/>
               </w:rPr>
+              <w:t>33</w:t>
+            </w:r>
+          </w:p>
+        </w:tc>
+        <w:tc>
+          <w:tcPr>
+            <w:tcW w:w="2111" w:type="dxa"/>
+          </w:tcPr>
+          <w:p>
+            <w:pPr>
+              <w:rPr>
+                <w:b/>
+                <w:bCs/>
+                <w:lang w:val="de-DE"/>
+              </w:rPr>
+            </w:pPr>
+            <w:r>
+              <w:rPr>
+                <w:b/>
+                <w:bCs/>
+                <w:lang w:val="de-DE"/>
+              </w:rPr>
+              <w:t>Faulheit</w:t>
+            </w:r>
+          </w:p>
+        </w:tc>
+        <w:tc>
+          <w:tcPr>
+            <w:tcW w:w="1185" w:type="dxa"/>
+          </w:tcPr>
+          <w:p/>
+        </w:tc>
+        <w:tc>
+          <w:tcPr>
+            <w:tcW w:w="1195" w:type="dxa"/>
+          </w:tcPr>
+          <w:p/>
+        </w:tc>
+        <w:tc>
+          <w:tcPr>
+            <w:tcW w:w="1289" w:type="dxa"/>
+          </w:tcPr>
+          <w:p/>
+        </w:tc>
+        <w:tc>
+          <w:tcPr>
+            <w:tcW w:w="2888" w:type="dxa"/>
+          </w:tcPr>
+          <w:p>
+            <w:r>
+              <w:t>Lenjost</w:t>
+            </w:r>
+          </w:p>
+        </w:tc>
+      </w:tr>
+      <w:tr>
+        <w:tc>
+          <w:tcPr>
+            <w:tcW w:w="682" w:type="dxa"/>
+          </w:tcPr>
+          <w:p>
+            <w:pPr>
+              <w:jc w:val="center"/>
+              <w:rPr>
+                <w:b/>
+                <w:bCs/>
+                <w:lang w:val="de-DE"/>
+              </w:rPr>
+            </w:pPr>
+            <w:r>
+              <w:rPr>
+                <w:b/>
+                <w:bCs/>
+                <w:lang w:val="de-DE"/>
+              </w:rPr>
+              <w:t>34</w:t>
+            </w:r>
+          </w:p>
+        </w:tc>
+        <w:tc>
+          <w:tcPr>
+            <w:tcW w:w="2111" w:type="dxa"/>
+          </w:tcPr>
+          <w:p>
+            <w:pPr>
+              <w:rPr>
+                <w:b/>
+                <w:bCs/>
+                <w:lang w:val="de-DE"/>
+              </w:rPr>
+            </w:pPr>
+            <w:r>
+              <w:rPr>
+                <w:b/>
+                <w:bCs/>
+                <w:lang w:val="de-DE"/>
+              </w:rPr>
+              <w:t>Die Tugend</w:t>
+            </w:r>
+          </w:p>
+        </w:tc>
+        <w:tc>
+          <w:tcPr>
+            <w:tcW w:w="1185" w:type="dxa"/>
+          </w:tcPr>
+          <w:p/>
+        </w:tc>
+        <w:tc>
+          <w:tcPr>
+            <w:tcW w:w="1195" w:type="dxa"/>
+          </w:tcPr>
+          <w:p/>
+        </w:tc>
+        <w:tc>
+          <w:tcPr>
+            <w:tcW w:w="1289" w:type="dxa"/>
+          </w:tcPr>
+          <w:p/>
+        </w:tc>
+        <w:tc>
+          <w:tcPr>
+            <w:tcW w:w="2888" w:type="dxa"/>
+          </w:tcPr>
+          <w:p>
+            <w:r>
+              <w:t>Vrlina</w:t>
+            </w:r>
+          </w:p>
+        </w:tc>
+      </w:tr>
+      <w:tr>
+        <w:tc>
+          <w:tcPr>
+            <w:tcW w:w="682" w:type="dxa"/>
+          </w:tcPr>
+          <w:p>
+            <w:pPr>
+              <w:jc w:val="center"/>
+              <w:rPr>
+                <w:b/>
+                <w:bCs/>
+                <w:lang w:val="de-DE"/>
+              </w:rPr>
+            </w:pPr>
+            <w:r>
+              <w:rPr>
+                <w:b/>
+                <w:bCs/>
+                <w:lang w:val="de-DE"/>
+              </w:rPr>
+              <w:t>35</w:t>
+            </w:r>
+          </w:p>
+        </w:tc>
+        <w:tc>
+          <w:tcPr>
+            <w:tcW w:w="2111" w:type="dxa"/>
+          </w:tcPr>
+          <w:p>
+            <w:pPr>
+              <w:rPr>
+                <w:b/>
+                <w:bCs/>
+                <w:lang w:val="de-DE"/>
+              </w:rPr>
+            </w:pPr>
+            <w:r>
+              <w:rPr>
+                <w:b/>
+                <w:bCs/>
+                <w:lang w:val="de-DE"/>
+              </w:rPr>
+              <w:t>Normaleweise</w:t>
+            </w:r>
+          </w:p>
+        </w:tc>
+        <w:tc>
+          <w:tcPr>
+            <w:tcW w:w="1185" w:type="dxa"/>
+          </w:tcPr>
+          <w:p/>
+        </w:tc>
+        <w:tc>
+          <w:tcPr>
+            <w:tcW w:w="1195" w:type="dxa"/>
+          </w:tcPr>
+          <w:p/>
+        </w:tc>
+        <w:tc>
+          <w:tcPr>
+            <w:tcW w:w="1289" w:type="dxa"/>
+          </w:tcPr>
+          <w:p/>
+        </w:tc>
+        <w:tc>
+          <w:tcPr>
+            <w:tcW w:w="2888" w:type="dxa"/>
+          </w:tcPr>
+          <w:p>
+            <w:r>
+              <w:t>Uobicajeno, normalno</w:t>
+            </w:r>
+          </w:p>
+        </w:tc>
+      </w:tr>
+      <w:tr>
+        <w:tc>
+          <w:tcPr>
+            <w:tcW w:w="682" w:type="dxa"/>
+          </w:tcPr>
+          <w:p>
+            <w:pPr>
+              <w:jc w:val="center"/>
+              <w:rPr>
+                <w:b/>
+                <w:bCs/>
+                <w:lang w:val="de-DE"/>
+              </w:rPr>
+            </w:pPr>
+            <w:r>
+              <w:rPr>
+                <w:b/>
+                <w:bCs/>
+                <w:lang w:val="de-DE"/>
+              </w:rPr>
+              <w:t>36</w:t>
+            </w:r>
+          </w:p>
+        </w:tc>
+        <w:tc>
+          <w:tcPr>
+            <w:tcW w:w="2111" w:type="dxa"/>
+          </w:tcPr>
+          <w:p>
+            <w:pPr>
+              <w:rPr>
+                <w:b/>
+                <w:bCs/>
+                <w:lang w:val="de-DE"/>
+              </w:rPr>
+            </w:pPr>
+            <w:r>
+              <w:rPr>
+                <w:b/>
+                <w:bCs/>
+                <w:lang w:val="de-DE"/>
+              </w:rPr>
+              <w:t>Gewöhnlich</w:t>
+            </w:r>
+          </w:p>
+        </w:tc>
+        <w:tc>
+          <w:tcPr>
+            <w:tcW w:w="1185" w:type="dxa"/>
+          </w:tcPr>
+          <w:p/>
+        </w:tc>
+        <w:tc>
+          <w:tcPr>
+            <w:tcW w:w="1195" w:type="dxa"/>
+          </w:tcPr>
+          <w:p/>
+        </w:tc>
+        <w:tc>
+          <w:tcPr>
+            <w:tcW w:w="1289" w:type="dxa"/>
+          </w:tcPr>
+          <w:p/>
+        </w:tc>
+        <w:tc>
+          <w:tcPr>
+            <w:tcW w:w="2888" w:type="dxa"/>
+          </w:tcPr>
+          <w:p>
+            <w:r>
+              <w:t>Uobicajeno, normalno</w:t>
+            </w:r>
+          </w:p>
+        </w:tc>
+      </w:tr>
+      <w:tr>
+        <w:tc>
+          <w:tcPr>
+            <w:tcW w:w="682" w:type="dxa"/>
+          </w:tcPr>
+          <w:p>
+            <w:pPr>
+              <w:jc w:val="center"/>
+              <w:rPr>
+                <w:b/>
+                <w:bCs/>
+                <w:lang w:val="de-DE"/>
+              </w:rPr>
+            </w:pPr>
+            <w:r>
+              <w:rPr>
+                <w:b/>
+                <w:bCs/>
+                <w:lang w:val="de-DE"/>
+              </w:rPr>
+              <w:t>37</w:t>
+            </w:r>
+          </w:p>
+        </w:tc>
+        <w:tc>
+          <w:tcPr>
+            <w:tcW w:w="2111" w:type="dxa"/>
+          </w:tcPr>
+          <w:p>
+            <w:pPr>
+              <w:rPr>
+                <w:b/>
+                <w:bCs/>
+                <w:lang w:val="de-DE"/>
+              </w:rPr>
+            </w:pPr>
+            <w:r>
+              <w:rPr>
+                <w:b/>
+                <w:bCs/>
+                <w:lang w:val="de-DE"/>
+              </w:rPr>
+              <w:t>in der Regel</w:t>
+            </w:r>
+          </w:p>
+        </w:tc>
+        <w:tc>
+          <w:tcPr>
+            <w:tcW w:w="1185" w:type="dxa"/>
+          </w:tcPr>
+          <w:p/>
+        </w:tc>
+        <w:tc>
+          <w:tcPr>
+            <w:tcW w:w="1195" w:type="dxa"/>
+          </w:tcPr>
+          <w:p/>
+        </w:tc>
+        <w:tc>
+          <w:tcPr>
+            <w:tcW w:w="1289" w:type="dxa"/>
+          </w:tcPr>
+          <w:p/>
+        </w:tc>
+        <w:tc>
+          <w:tcPr>
+            <w:tcW w:w="2888" w:type="dxa"/>
+          </w:tcPr>
+          <w:p>
+            <w:r>
+              <w:t>Uobicajeno, normalno, po pravilu</w:t>
+            </w:r>
+          </w:p>
+        </w:tc>
+      </w:tr>
+      <w:tr>
+        <w:tc>
+          <w:tcPr>
+            <w:tcW w:w="682" w:type="dxa"/>
+          </w:tcPr>
+          <w:p>
+            <w:pPr>
+              <w:jc w:val="center"/>
+              <w:rPr>
+                <w:b/>
+                <w:bCs/>
+                <w:lang w:val="de-DE"/>
+              </w:rPr>
+            </w:pPr>
+            <w:r>
+              <w:rPr>
+                <w:b/>
+                <w:bCs/>
+                <w:lang w:val="de-DE"/>
+              </w:rPr>
+              <w:t>38</w:t>
+            </w:r>
+          </w:p>
+        </w:tc>
+        <w:tc>
+          <w:tcPr>
+            <w:tcW w:w="2111" w:type="dxa"/>
+          </w:tcPr>
+          <w:p>
+            <w:pPr>
+              <w:rPr>
+                <w:b/>
+                <w:bCs/>
+                <w:lang w:val="de-DE"/>
+              </w:rPr>
+            </w:pPr>
+            <w:r>
+              <w:rPr>
+                <w:b/>
+                <w:bCs/>
+                <w:lang w:val="de-DE"/>
+              </w:rPr>
+              <w:t>Eher</w:t>
+            </w:r>
+          </w:p>
+        </w:tc>
+        <w:tc>
+          <w:tcPr>
+            <w:tcW w:w="1185" w:type="dxa"/>
+          </w:tcPr>
+          <w:p/>
+        </w:tc>
+        <w:tc>
+          <w:tcPr>
+            <w:tcW w:w="1195" w:type="dxa"/>
+          </w:tcPr>
+          <w:p/>
+        </w:tc>
+        <w:tc>
+          <w:tcPr>
+            <w:tcW w:w="1289" w:type="dxa"/>
+          </w:tcPr>
+          <w:p/>
+        </w:tc>
+        <w:tc>
+          <w:tcPr>
+            <w:tcW w:w="2888" w:type="dxa"/>
+          </w:tcPr>
+          <w:p>
+            <w:r>
+              <w:t>Radije</w:t>
+            </w:r>
+          </w:p>
+        </w:tc>
+      </w:tr>
+      <w:tr>
+        <w:tc>
+          <w:tcPr>
+            <w:tcW w:w="682" w:type="dxa"/>
+          </w:tcPr>
+          <w:p>
+            <w:pPr>
+              <w:jc w:val="center"/>
+              <w:rPr>
+                <w:b/>
+                <w:bCs/>
+                <w:lang w:val="de-DE"/>
+              </w:rPr>
+            </w:pPr>
+            <w:r>
+              <w:rPr>
+                <w:b/>
+                <w:bCs/>
+                <w:lang w:val="de-DE"/>
+              </w:rPr>
               <w:lastRenderedPageBreak/>
-              <w:t>33</w:t>
-            </w:r>
-          </w:p>
-        </w:tc>
-        <w:tc>
-          <w:tcPr>
-            <w:tcW w:w="2111" w:type="dxa"/>
-          </w:tcPr>
-          <w:p>
-            <w:pPr>
-              <w:rPr>
-                <w:b/>
-                <w:bCs/>
-                <w:lang w:val="de-DE"/>
-              </w:rPr>
-            </w:pPr>
-            <w:r>
-              <w:rPr>
-                <w:b/>
-                <w:bCs/>
-                <w:lang w:val="de-DE"/>
-              </w:rPr>
-              <w:t>Faulheit</w:t>
-            </w:r>
-          </w:p>
-        </w:tc>
-        <w:tc>
-          <w:tcPr>
-            <w:tcW w:w="1185" w:type="dxa"/>
-          </w:tcPr>
-          <w:p/>
-        </w:tc>
-        <w:tc>
-          <w:tcPr>
-            <w:tcW w:w="1195" w:type="dxa"/>
-          </w:tcPr>
-          <w:p/>
-        </w:tc>
-        <w:tc>
-          <w:tcPr>
-            <w:tcW w:w="1289" w:type="dxa"/>
-          </w:tcPr>
-          <w:p/>
-        </w:tc>
-        <w:tc>
-          <w:tcPr>
-            <w:tcW w:w="2888" w:type="dxa"/>
-          </w:tcPr>
-          <w:p>
-            <w:r>
-              <w:t>Lenjost</w:t>
-            </w:r>
-          </w:p>
-        </w:tc>
-      </w:tr>
-      <w:tr>
-        <w:tc>
-          <w:tcPr>
-            <w:tcW w:w="682" w:type="dxa"/>
-          </w:tcPr>
-          <w:p>
-            <w:pPr>
-              <w:jc w:val="center"/>
-              <w:rPr>
-                <w:b/>
-                <w:bCs/>
-                <w:lang w:val="de-DE"/>
-              </w:rPr>
-            </w:pPr>
-            <w:r>
-              <w:rPr>
-                <w:b/>
-                <w:bCs/>
-                <w:lang w:val="de-DE"/>
-              </w:rPr>
-              <w:t>34</w:t>
-            </w:r>
-          </w:p>
-        </w:tc>
-        <w:tc>
-          <w:tcPr>
-            <w:tcW w:w="2111" w:type="dxa"/>
-          </w:tcPr>
-          <w:p>
-            <w:pPr>
-              <w:rPr>
-                <w:b/>
-                <w:bCs/>
-                <w:lang w:val="de-DE"/>
-              </w:rPr>
-            </w:pPr>
-            <w:r>
-              <w:rPr>
-                <w:b/>
-                <w:bCs/>
-                <w:lang w:val="de-DE"/>
-              </w:rPr>
-              <w:t>Die Tugend</w:t>
-            </w:r>
-          </w:p>
-        </w:tc>
-        <w:tc>
-          <w:tcPr>
-            <w:tcW w:w="1185" w:type="dxa"/>
-          </w:tcPr>
-          <w:p/>
-        </w:tc>
-        <w:tc>
-          <w:tcPr>
-            <w:tcW w:w="1195" w:type="dxa"/>
-          </w:tcPr>
-          <w:p/>
-        </w:tc>
-        <w:tc>
-          <w:tcPr>
-            <w:tcW w:w="1289" w:type="dxa"/>
-          </w:tcPr>
-          <w:p/>
-        </w:tc>
-        <w:tc>
-          <w:tcPr>
-            <w:tcW w:w="2888" w:type="dxa"/>
-          </w:tcPr>
-          <w:p>
-            <w:r>
-              <w:t>Vrlina</w:t>
-            </w:r>
-          </w:p>
-        </w:tc>
-      </w:tr>
-      <w:tr>
-        <w:tc>
-          <w:tcPr>
-            <w:tcW w:w="682" w:type="dxa"/>
-          </w:tcPr>
-          <w:p>
-            <w:pPr>
-              <w:jc w:val="center"/>
-              <w:rPr>
-                <w:b/>
-                <w:bCs/>
-                <w:lang w:val="de-DE"/>
-              </w:rPr>
-            </w:pPr>
-            <w:r>
-              <w:rPr>
-                <w:b/>
-                <w:bCs/>
-                <w:lang w:val="de-DE"/>
-              </w:rPr>
-              <w:t>35</w:t>
-            </w:r>
-          </w:p>
-        </w:tc>
-        <w:tc>
-          <w:tcPr>
-            <w:tcW w:w="2111" w:type="dxa"/>
-          </w:tcPr>
-          <w:p>
-            <w:pPr>
-              <w:rPr>
-                <w:b/>
-                <w:bCs/>
-                <w:lang w:val="de-DE"/>
-              </w:rPr>
-            </w:pPr>
-            <w:r>
-              <w:rPr>
-                <w:b/>
-                <w:bCs/>
-                <w:lang w:val="de-DE"/>
-              </w:rPr>
-              <w:t>Normaleweise</w:t>
-            </w:r>
-          </w:p>
-        </w:tc>
-        <w:tc>
-          <w:tcPr>
-            <w:tcW w:w="1185" w:type="dxa"/>
-          </w:tcPr>
-          <w:p/>
-        </w:tc>
-        <w:tc>
-          <w:tcPr>
-            <w:tcW w:w="1195" w:type="dxa"/>
-          </w:tcPr>
-          <w:p/>
-        </w:tc>
-        <w:tc>
-          <w:tcPr>
-            <w:tcW w:w="1289" w:type="dxa"/>
-          </w:tcPr>
-          <w:p/>
-        </w:tc>
-        <w:tc>
-          <w:tcPr>
-            <w:tcW w:w="2888" w:type="dxa"/>
-          </w:tcPr>
-          <w:p>
-            <w:r>
-              <w:t>Uobicajeno, normalno</w:t>
-            </w:r>
-          </w:p>
-        </w:tc>
-      </w:tr>
-      <w:tr>
-        <w:tc>
-          <w:tcPr>
-            <w:tcW w:w="682" w:type="dxa"/>
-          </w:tcPr>
-          <w:p>
-            <w:pPr>
-              <w:jc w:val="center"/>
-              <w:rPr>
-                <w:b/>
-                <w:bCs/>
-                <w:lang w:val="de-DE"/>
-              </w:rPr>
-            </w:pPr>
-            <w:r>
-              <w:rPr>
-                <w:b/>
-                <w:bCs/>
-                <w:lang w:val="de-DE"/>
-              </w:rPr>
-              <w:t>36</w:t>
-            </w:r>
-          </w:p>
-        </w:tc>
-        <w:tc>
-          <w:tcPr>
-            <w:tcW w:w="2111" w:type="dxa"/>
-          </w:tcPr>
-          <w:p>
-            <w:pPr>
-              <w:rPr>
-                <w:b/>
-                <w:bCs/>
-                <w:lang w:val="de-DE"/>
-              </w:rPr>
-            </w:pPr>
-            <w:r>
-              <w:rPr>
-                <w:b/>
-                <w:bCs/>
-                <w:lang w:val="de-DE"/>
-              </w:rPr>
-              <w:t>Gewöhnlich</w:t>
-            </w:r>
-          </w:p>
-        </w:tc>
-        <w:tc>
-          <w:tcPr>
-            <w:tcW w:w="1185" w:type="dxa"/>
-          </w:tcPr>
-          <w:p/>
-        </w:tc>
-        <w:tc>
-          <w:tcPr>
-            <w:tcW w:w="1195" w:type="dxa"/>
-          </w:tcPr>
-          <w:p/>
-        </w:tc>
-        <w:tc>
-          <w:tcPr>
-            <w:tcW w:w="1289" w:type="dxa"/>
-          </w:tcPr>
-          <w:p/>
-        </w:tc>
-        <w:tc>
-          <w:tcPr>
-            <w:tcW w:w="2888" w:type="dxa"/>
-          </w:tcPr>
-          <w:p>
-            <w:r>
-              <w:t>Uobicajeno, normalno</w:t>
-            </w:r>
-          </w:p>
-        </w:tc>
-      </w:tr>
-      <w:tr>
-        <w:tc>
-          <w:tcPr>
-            <w:tcW w:w="682" w:type="dxa"/>
-          </w:tcPr>
-          <w:p>
-            <w:pPr>
-              <w:jc w:val="center"/>
-              <w:rPr>
-                <w:b/>
-                <w:bCs/>
-                <w:lang w:val="de-DE"/>
-              </w:rPr>
-            </w:pPr>
-            <w:r>
-              <w:rPr>
-                <w:b/>
-                <w:bCs/>
-                <w:lang w:val="de-DE"/>
-              </w:rPr>
-              <w:t>37</w:t>
-            </w:r>
-          </w:p>
-        </w:tc>
-        <w:tc>
-          <w:tcPr>
-            <w:tcW w:w="2111" w:type="dxa"/>
-          </w:tcPr>
-          <w:p>
-            <w:pPr>
-              <w:rPr>
-                <w:b/>
-                <w:bCs/>
-                <w:lang w:val="de-DE"/>
-              </w:rPr>
-            </w:pPr>
-            <w:r>
-              <w:rPr>
-                <w:b/>
-                <w:bCs/>
-                <w:lang w:val="de-DE"/>
-              </w:rPr>
-              <w:t>in der Regel</w:t>
-            </w:r>
-          </w:p>
-        </w:tc>
-        <w:tc>
-          <w:tcPr>
-            <w:tcW w:w="1185" w:type="dxa"/>
-          </w:tcPr>
-          <w:p/>
-        </w:tc>
-        <w:tc>
-          <w:tcPr>
-            <w:tcW w:w="1195" w:type="dxa"/>
-          </w:tcPr>
-          <w:p/>
-        </w:tc>
-        <w:tc>
-          <w:tcPr>
-            <w:tcW w:w="1289" w:type="dxa"/>
-          </w:tcPr>
-          <w:p/>
-        </w:tc>
-        <w:tc>
-          <w:tcPr>
-            <w:tcW w:w="2888" w:type="dxa"/>
-          </w:tcPr>
-          <w:p>
-            <w:r>
-              <w:t>Uobicajeno, normalno, po pravilu</w:t>
-            </w:r>
-          </w:p>
-        </w:tc>
-      </w:tr>
-      <w:tr>
-        <w:tc>
-          <w:tcPr>
-            <w:tcW w:w="682" w:type="dxa"/>
-          </w:tcPr>
-          <w:p>
-            <w:pPr>
-              <w:jc w:val="center"/>
-              <w:rPr>
-                <w:b/>
-                <w:bCs/>
-                <w:lang w:val="de-DE"/>
-              </w:rPr>
-            </w:pPr>
-            <w:r>
-              <w:rPr>
-                <w:b/>
-                <w:bCs/>
-                <w:lang w:val="de-DE"/>
-              </w:rPr>
-              <w:t>38</w:t>
-            </w:r>
-          </w:p>
-        </w:tc>
-        <w:tc>
-          <w:tcPr>
-            <w:tcW w:w="2111" w:type="dxa"/>
-          </w:tcPr>
-          <w:p>
-            <w:pPr>
-              <w:rPr>
-                <w:b/>
-                <w:bCs/>
-                <w:lang w:val="de-DE"/>
-              </w:rPr>
-            </w:pPr>
-            <w:r>
-              <w:rPr>
-                <w:b/>
-                <w:bCs/>
-                <w:lang w:val="de-DE"/>
-              </w:rPr>
-              <w:t>Eher</w:t>
-            </w:r>
-          </w:p>
-        </w:tc>
-        <w:tc>
-          <w:tcPr>
-            <w:tcW w:w="1185" w:type="dxa"/>
-          </w:tcPr>
-          <w:p/>
-        </w:tc>
-        <w:tc>
-          <w:tcPr>
-            <w:tcW w:w="1195" w:type="dxa"/>
-          </w:tcPr>
-          <w:p/>
-        </w:tc>
-        <w:tc>
-          <w:tcPr>
-            <w:tcW w:w="1289" w:type="dxa"/>
-          </w:tcPr>
-          <w:p/>
-        </w:tc>
-        <w:tc>
-          <w:tcPr>
-            <w:tcW w:w="2888" w:type="dxa"/>
-          </w:tcPr>
-          <w:p>
-            <w:r>
-              <w:t>Radije</w:t>
-            </w:r>
-          </w:p>
-        </w:tc>
-      </w:tr>
-      <w:tr>
-        <w:tc>
-          <w:tcPr>
-            <w:tcW w:w="682" w:type="dxa"/>
-          </w:tcPr>
-          <w:p>
-            <w:pPr>
-              <w:jc w:val="center"/>
-              <w:rPr>
-                <w:b/>
-                <w:bCs/>
-                <w:lang w:val="de-DE"/>
-              </w:rPr>
-            </w:pPr>
-            <w:r>
-              <w:rPr>
-                <w:b/>
-                <w:bCs/>
-                <w:lang w:val="de-DE"/>
-              </w:rPr>
               <w:t>39</w:t>
             </w:r>
           </w:p>
@@ -3742,6 +3742,7 @@
                 <w:bCs/>
               </w:rPr>
             </w:pPr>
+            <w:bookmarkStart w:id="0" w:name="_Hlk160200661"/>
             <w:r>
               <w:rPr>
                 <w:b/>
@@ -5090,7 +5091,6 @@
                 <w:b/>
                 <w:bCs/>
               </w:rPr>
-              <w:lastRenderedPageBreak/>
               <w:t>65</w:t>
             </w:r>
           </w:p>
@@ -5155,6 +5155,7 @@
           </w:p>
         </w:tc>
       </w:tr>
+      <w:bookmarkEnd w:id="0"/>
       <w:tr>
         <w:tc>
           <w:tcPr>
@@ -5424,7 +5425,7 @@
     <w:p/>
     <w:sectPr>
       <w:pgSz w:w="12240" w:h="15840"/>
-      <w:pgMar w:top="1440" w:right="1440" w:bottom="1440" w:left="1440" w:header="720" w:footer="720" w:gutter="0"/>
+      <w:pgMar w:top="720" w:right="720" w:bottom="720" w:left="720" w:header="720" w:footer="720" w:gutter="0"/>
       <w:cols w:space="720"/>
       <w:docGrid w:linePitch="360"/>
     </w:sectPr>
